--- a/TheorynCoding/Study Material/Java Overall/Java Overall/Quick Java/oza sir/Merged_Team_Tech_Lead_Unique_Questions n Answers.docx
+++ b/TheorynCoding/Study Material/Java Overall/Java Overall/Quick Java/oza sir/Merged_Team_Tech_Lead_Unique_Questions n Answers.docx
@@ -111,14 +111,15 @@
           <w:numId w:val="10"/>
         </w:numPr>
         <w:spacing w:before="100" w:beforeAutospacing="1" w:after="100" w:afterAutospacing="1" w:line="240" w:lineRule="auto"/>
-      </w:pPr>
-      <w:r>
-        <w:t>Why is it difficult to scale a specific module in a m</w:t>
-      </w:r>
-      <w:bookmarkStart w:id="0" w:name="_GoBack"/>
-      <w:bookmarkEnd w:id="0"/>
-      <w:r>
-        <w:t xml:space="preserve">onolithic application? </w:t>
+        <w:rPr>
+          <w:highlight w:val="yellow"/>
+        </w:rPr>
+      </w:pPr>
+      <w:r>
+        <w:rPr>
+          <w:highlight w:val="yellow"/>
+        </w:rPr>
+        <w:t xml:space="preserve">Why is it difficult to scale a specific module in a monolithic application? </w:t>
       </w:r>
     </w:p>
     <w:p>
@@ -128,17 +129,27 @@
           <w:numId w:val="10"/>
         </w:numPr>
         <w:spacing w:before="100" w:beforeAutospacing="1" w:after="100" w:afterAutospacing="1" w:line="240" w:lineRule="auto"/>
-      </w:pPr>
-      <w:r>
+        <w:rPr>
+          <w:highlight w:val="yellow"/>
+        </w:rPr>
+      </w:pPr>
+      <w:r>
+        <w:rPr>
+          <w:highlight w:val="yellow"/>
+        </w:rPr>
         <w:t xml:space="preserve">What is </w:t>
       </w:r>
       <w:r>
         <w:rPr>
           <w:rStyle w:val="Strong"/>
+          <w:highlight w:val="yellow"/>
         </w:rPr>
         <w:t>Vertical Scaling</w:t>
       </w:r>
       <w:r>
+        <w:rPr>
+          <w:highlight w:val="yellow"/>
+        </w:rPr>
         <w:t xml:space="preserve">? </w:t>
       </w:r>
     </w:p>
@@ -149,19 +160,31 @@
           <w:numId w:val="10"/>
         </w:numPr>
         <w:spacing w:before="100" w:beforeAutospacing="1" w:after="100" w:afterAutospacing="1" w:line="240" w:lineRule="auto"/>
-      </w:pPr>
-      <w:r>
+        <w:rPr>
+          <w:highlight w:val="yellow"/>
+        </w:rPr>
+      </w:pPr>
+      <w:r>
+        <w:rPr>
+          <w:highlight w:val="yellow"/>
+        </w:rPr>
         <w:t xml:space="preserve">What is </w:t>
       </w:r>
       <w:r>
         <w:rPr>
           <w:rStyle w:val="Strong"/>
+          <w:highlight w:val="yellow"/>
         </w:rPr>
         <w:t>Horizontal Scaling</w:t>
       </w:r>
       <w:r>
+        <w:rPr>
+          <w:highlight w:val="yellow"/>
+        </w:rPr>
         <w:t xml:space="preserve">? </w:t>
       </w:r>
+      <w:bookmarkStart w:id="0" w:name="_GoBack"/>
+      <w:bookmarkEnd w:id="0"/>
     </w:p>
     <w:p>
       <w:pPr>
@@ -170,8 +193,14 @@
           <w:numId w:val="10"/>
         </w:numPr>
         <w:spacing w:before="100" w:beforeAutospacing="1" w:after="100" w:afterAutospacing="1" w:line="240" w:lineRule="auto"/>
-      </w:pPr>
-      <w:r>
+        <w:rPr>
+          <w:highlight w:val="yellow"/>
+        </w:rPr>
+      </w:pPr>
+      <w:r>
+        <w:rPr>
+          <w:highlight w:val="yellow"/>
+        </w:rPr>
         <w:t xml:space="preserve">What is the difference between Vertical Scaling and Horizontal Scaling? </w:t>
       </w:r>
     </w:p>
@@ -182,17 +211,27 @@
           <w:numId w:val="10"/>
         </w:numPr>
         <w:spacing w:before="100" w:beforeAutospacing="1" w:after="100" w:afterAutospacing="1" w:line="240" w:lineRule="auto"/>
-      </w:pPr>
-      <w:r>
+        <w:rPr>
+          <w:highlight w:val="yellow"/>
+        </w:rPr>
+      </w:pPr>
+      <w:r>
+        <w:rPr>
+          <w:highlight w:val="yellow"/>
+        </w:rPr>
         <w:t xml:space="preserve">What is </w:t>
       </w:r>
       <w:r>
         <w:rPr>
           <w:rStyle w:val="Strong"/>
+          <w:highlight w:val="yellow"/>
         </w:rPr>
         <w:t>Load Balancing</w:t>
       </w:r>
       <w:r>
+        <w:rPr>
+          <w:highlight w:val="yellow"/>
+        </w:rPr>
         <w:t xml:space="preserve">? </w:t>
       </w:r>
     </w:p>
@@ -28467,7 +28506,7 @@
 </file>
 
 <file path=customXml/itemProps1.xml><?xml version="1.0" encoding="utf-8"?>
-<ds:datastoreItem xmlns:ds="http://schemas.openxmlformats.org/officeDocument/2006/customXml" ds:itemID="{5A89932F-1EEF-4C8F-BC16-CD79BA26D776}">
+<ds:datastoreItem xmlns:ds="http://schemas.openxmlformats.org/officeDocument/2006/customXml" ds:itemID="{B35A1797-7CBA-4BE7-A774-BBA34F7E3892}">
   <ds:schemaRefs>
     <ds:schemaRef ds:uri="http://schemas.openxmlformats.org/officeDocument/2006/bibliography"/>
   </ds:schemaRefs>

--- a/TheorynCoding/Study Material/Java Overall/Java Overall/Quick Java/oza sir/Merged_Team_Tech_Lead_Unique_Questions n Answers.docx
+++ b/TheorynCoding/Study Material/Java Overall/Java Overall/Quick Java/oza sir/Merged_Team_Tech_Lead_Unique_Questions n Answers.docx
@@ -183,8 +183,6 @@
         </w:rPr>
         <w:t xml:space="preserve">? </w:t>
       </w:r>
-      <w:bookmarkStart w:id="0" w:name="_GoBack"/>
-      <w:bookmarkEnd w:id="0"/>
     </w:p>
     <w:p>
       <w:pPr>
@@ -242,8 +240,14 @@
           <w:numId w:val="10"/>
         </w:numPr>
         <w:spacing w:before="100" w:beforeAutospacing="1" w:after="100" w:afterAutospacing="1" w:line="240" w:lineRule="auto"/>
-      </w:pPr>
-      <w:r>
+        <w:rPr>
+          <w:highlight w:val="yellow"/>
+        </w:rPr>
+      </w:pPr>
+      <w:r>
+        <w:rPr>
+          <w:highlight w:val="yellow"/>
+        </w:rPr>
         <w:t xml:space="preserve">Why is load balancing difficult/less efficient in a monolithic application? </w:t>
       </w:r>
     </w:p>
@@ -254,16 +258,28 @@
           <w:numId w:val="10"/>
         </w:numPr>
         <w:spacing w:before="100" w:beforeAutospacing="1" w:after="100" w:afterAutospacing="1" w:line="240" w:lineRule="auto"/>
-      </w:pPr>
-      <w:r>
+        <w:rPr>
+          <w:highlight w:val="yellow"/>
+        </w:rPr>
+      </w:pPr>
+      <w:r>
+        <w:rPr>
+          <w:highlight w:val="yellow"/>
+        </w:rPr>
         <w:t xml:space="preserve">How does load balancing work in </w:t>
       </w:r>
       <w:proofErr w:type="gramStart"/>
       <w:r>
+        <w:rPr>
+          <w:highlight w:val="yellow"/>
+        </w:rPr>
         <w:t>a microservices</w:t>
       </w:r>
       <w:proofErr w:type="gramEnd"/>
       <w:r>
+        <w:rPr>
+          <w:highlight w:val="yellow"/>
+        </w:rPr>
         <w:t xml:space="preserve"> architecture? </w:t>
       </w:r>
     </w:p>
@@ -274,14 +290,21 @@
           <w:numId w:val="10"/>
         </w:numPr>
         <w:spacing w:before="100" w:beforeAutospacing="1" w:after="100" w:afterAutospacing="1" w:line="240" w:lineRule="auto"/>
-      </w:pPr>
-      <w:r>
+        <w:rPr>
+          <w:highlight w:val="yellow"/>
+        </w:rPr>
+      </w:pPr>
+      <w:r>
+        <w:rPr>
+          <w:highlight w:val="yellow"/>
+        </w:rPr>
         <w:t xml:space="preserve">What is a </w:t>
       </w:r>
       <w:proofErr w:type="spellStart"/>
       <w:r>
         <w:rPr>
           <w:rStyle w:val="Strong"/>
+          <w:highlight w:val="yellow"/>
         </w:rPr>
         <w:t>Stateful</w:t>
       </w:r>
@@ -289,10 +312,14 @@
       <w:r>
         <w:rPr>
           <w:rStyle w:val="Strong"/>
+          <w:highlight w:val="yellow"/>
         </w:rPr>
         <w:t xml:space="preserve"> application</w:t>
       </w:r>
       <w:r>
+        <w:rPr>
+          <w:highlight w:val="yellow"/>
+        </w:rPr>
         <w:t xml:space="preserve">? </w:t>
       </w:r>
     </w:p>
@@ -303,17 +330,27 @@
           <w:numId w:val="10"/>
         </w:numPr>
         <w:spacing w:before="100" w:beforeAutospacing="1" w:after="100" w:afterAutospacing="1" w:line="240" w:lineRule="auto"/>
-      </w:pPr>
-      <w:r>
+        <w:rPr>
+          <w:highlight w:val="yellow"/>
+        </w:rPr>
+      </w:pPr>
+      <w:r>
+        <w:rPr>
+          <w:highlight w:val="yellow"/>
+        </w:rPr>
         <w:t xml:space="preserve">What is a </w:t>
       </w:r>
       <w:r>
         <w:rPr>
           <w:rStyle w:val="Strong"/>
+          <w:highlight w:val="yellow"/>
         </w:rPr>
         <w:t>Stateless application</w:t>
       </w:r>
       <w:r>
+        <w:rPr>
+          <w:highlight w:val="yellow"/>
+        </w:rPr>
         <w:t xml:space="preserve">? </w:t>
       </w:r>
     </w:p>
@@ -324,16 +361,28 @@
           <w:numId w:val="10"/>
         </w:numPr>
         <w:spacing w:before="100" w:beforeAutospacing="1" w:after="100" w:afterAutospacing="1" w:line="240" w:lineRule="auto"/>
-      </w:pPr>
-      <w:r>
+        <w:rPr>
+          <w:highlight w:val="yellow"/>
+        </w:rPr>
+      </w:pPr>
+      <w:r>
+        <w:rPr>
+          <w:highlight w:val="yellow"/>
+        </w:rPr>
         <w:t xml:space="preserve">What is the difference between </w:t>
       </w:r>
       <w:proofErr w:type="spellStart"/>
       <w:r>
+        <w:rPr>
+          <w:highlight w:val="yellow"/>
+        </w:rPr>
         <w:t>Stateful</w:t>
       </w:r>
       <w:proofErr w:type="spellEnd"/>
       <w:r>
+        <w:rPr>
+          <w:highlight w:val="yellow"/>
+        </w:rPr>
         <w:t xml:space="preserve"> and Stateless applications? </w:t>
       </w:r>
     </w:p>
@@ -344,8 +393,14 @@
           <w:numId w:val="10"/>
         </w:numPr>
         <w:spacing w:before="100" w:beforeAutospacing="1" w:after="100" w:afterAutospacing="1" w:line="240" w:lineRule="auto"/>
-      </w:pPr>
-      <w:r>
+        <w:rPr>
+          <w:highlight w:val="yellow"/>
+        </w:rPr>
+      </w:pPr>
+      <w:r>
+        <w:rPr>
+          <w:highlight w:val="yellow"/>
+        </w:rPr>
         <w:t xml:space="preserve">Why are stateless services preferred in microservices? </w:t>
       </w:r>
     </w:p>
@@ -356,17 +411,27 @@
           <w:numId w:val="10"/>
         </w:numPr>
         <w:spacing w:before="100" w:beforeAutospacing="1" w:after="100" w:afterAutospacing="1" w:line="240" w:lineRule="auto"/>
-      </w:pPr>
-      <w:r>
+        <w:rPr>
+          <w:highlight w:val="yellow"/>
+        </w:rPr>
+      </w:pPr>
+      <w:r>
+        <w:rPr>
+          <w:highlight w:val="yellow"/>
+        </w:rPr>
         <w:t xml:space="preserve">What is the difference between </w:t>
       </w:r>
       <w:r>
         <w:rPr>
           <w:rStyle w:val="Strong"/>
+          <w:highlight w:val="yellow"/>
         </w:rPr>
         <w:t>Monolithic Architecture and Microservices Architecture</w:t>
       </w:r>
       <w:r>
+        <w:rPr>
+          <w:highlight w:val="yellow"/>
+        </w:rPr>
         <w:t xml:space="preserve">? </w:t>
       </w:r>
     </w:p>
@@ -408,8 +473,14 @@
           <w:numId w:val="11"/>
         </w:numPr>
         <w:spacing w:before="100" w:beforeAutospacing="1" w:after="100" w:afterAutospacing="1" w:line="240" w:lineRule="auto"/>
-      </w:pPr>
-      <w:r>
+        <w:rPr>
+          <w:highlight w:val="yellow"/>
+        </w:rPr>
+      </w:pPr>
+      <w:r>
+        <w:rPr>
+          <w:highlight w:val="yellow"/>
+        </w:rPr>
         <w:t xml:space="preserve">What are Microservices? </w:t>
       </w:r>
     </w:p>
@@ -420,8 +491,14 @@
           <w:numId w:val="11"/>
         </w:numPr>
         <w:spacing w:before="100" w:beforeAutospacing="1" w:after="100" w:afterAutospacing="1" w:line="240" w:lineRule="auto"/>
-      </w:pPr>
-      <w:r>
+        <w:rPr>
+          <w:highlight w:val="yellow"/>
+        </w:rPr>
+      </w:pPr>
+      <w:r>
+        <w:rPr>
+          <w:highlight w:val="yellow"/>
+        </w:rPr>
         <w:t xml:space="preserve">What are the main characteristics of Microservices? </w:t>
       </w:r>
     </w:p>
@@ -432,8 +509,14 @@
           <w:numId w:val="11"/>
         </w:numPr>
         <w:spacing w:before="100" w:beforeAutospacing="1" w:after="100" w:afterAutospacing="1" w:line="240" w:lineRule="auto"/>
-      </w:pPr>
-      <w:r>
+        <w:rPr>
+          <w:highlight w:val="yellow"/>
+        </w:rPr>
+      </w:pPr>
+      <w:r>
+        <w:rPr>
+          <w:highlight w:val="yellow"/>
+        </w:rPr>
         <w:t xml:space="preserve">What are the advantages of Microservices? </w:t>
       </w:r>
     </w:p>
@@ -444,17 +527,27 @@
           <w:numId w:val="11"/>
         </w:numPr>
         <w:spacing w:before="100" w:beforeAutospacing="1" w:after="100" w:afterAutospacing="1" w:line="240" w:lineRule="auto"/>
-      </w:pPr>
-      <w:r>
+        <w:rPr>
+          <w:highlight w:val="yellow"/>
+        </w:rPr>
+      </w:pPr>
+      <w:r>
+        <w:rPr>
+          <w:highlight w:val="yellow"/>
+        </w:rPr>
         <w:t xml:space="preserve">How does Microservices architecture provide </w:t>
       </w:r>
       <w:r>
         <w:rPr>
           <w:rStyle w:val="Strong"/>
+          <w:highlight w:val="yellow"/>
         </w:rPr>
         <w:t>fault isolation</w:t>
       </w:r>
       <w:r>
+        <w:rPr>
+          <w:highlight w:val="yellow"/>
+        </w:rPr>
         <w:t xml:space="preserve">? </w:t>
       </w:r>
     </w:p>
@@ -465,17 +558,27 @@
           <w:numId w:val="11"/>
         </w:numPr>
         <w:spacing w:before="100" w:beforeAutospacing="1" w:after="100" w:afterAutospacing="1" w:line="240" w:lineRule="auto"/>
-      </w:pPr>
-      <w:r>
+        <w:rPr>
+          <w:highlight w:val="yellow"/>
+        </w:rPr>
+      </w:pPr>
+      <w:r>
+        <w:rPr>
+          <w:highlight w:val="yellow"/>
+        </w:rPr>
         <w:t xml:space="preserve">How does Microservices architecture provide </w:t>
       </w:r>
       <w:r>
         <w:rPr>
           <w:rStyle w:val="Strong"/>
+          <w:highlight w:val="yellow"/>
         </w:rPr>
         <w:t>independent scaling</w:t>
       </w:r>
       <w:r>
+        <w:rPr>
+          <w:highlight w:val="yellow"/>
+        </w:rPr>
         <w:t xml:space="preserve">? </w:t>
       </w:r>
     </w:p>
@@ -486,8 +589,14 @@
           <w:numId w:val="11"/>
         </w:numPr>
         <w:spacing w:before="100" w:beforeAutospacing="1" w:after="100" w:afterAutospacing="1" w:line="240" w:lineRule="auto"/>
-      </w:pPr>
-      <w:r>
+        <w:rPr>
+          <w:highlight w:val="yellow"/>
+        </w:rPr>
+      </w:pPr>
+      <w:r>
+        <w:rPr>
+          <w:highlight w:val="yellow"/>
+        </w:rPr>
         <w:t xml:space="preserve">How does Microservices architecture support independent deployment? </w:t>
       </w:r>
     </w:p>
@@ -510,6 +619,8 @@
       <w:r>
         <w:t xml:space="preserve"> goes down? </w:t>
       </w:r>
+      <w:bookmarkStart w:id="0" w:name="_GoBack"/>
+      <w:bookmarkEnd w:id="0"/>
     </w:p>
     <w:p>
       <w:pPr>
@@ -28506,7 +28617,7 @@
 </file>
 
 <file path=customXml/itemProps1.xml><?xml version="1.0" encoding="utf-8"?>
-<ds:datastoreItem xmlns:ds="http://schemas.openxmlformats.org/officeDocument/2006/customXml" ds:itemID="{B35A1797-7CBA-4BE7-A774-BBA34F7E3892}">
+<ds:datastoreItem xmlns:ds="http://schemas.openxmlformats.org/officeDocument/2006/customXml" ds:itemID="{2017ACBD-49F4-481D-9079-F8920052DC61}">
   <ds:schemaRefs>
     <ds:schemaRef ds:uri="http://schemas.openxmlformats.org/officeDocument/2006/bibliography"/>
   </ds:schemaRefs>

--- a/TheorynCoding/Study Material/Java Overall/Java Overall/Quick Java/oza sir/Merged_Team_Tech_Lead_Unique_Questions n Answers.docx
+++ b/TheorynCoding/Study Material/Java Overall/Java Overall/Quick Java/oza sir/Merged_Team_Tech_Lead_Unique_Questions n Answers.docx
@@ -597,7 +597,13 @@
         <w:rPr>
           <w:highlight w:val="yellow"/>
         </w:rPr>
-        <w:t xml:space="preserve">How does Microservices architecture support independent deployment? </w:t>
+        <w:t xml:space="preserve">How does </w:t>
+      </w:r>
+      <w:r>
+        <w:rPr>
+          <w:highlight w:val="yellow"/>
+        </w:rPr>
+        <w:t xml:space="preserve">Microservices architecture support independent deployment? </w:t>
       </w:r>
     </w:p>
     <w:p>
@@ -607,20 +613,30 @@
           <w:numId w:val="11"/>
         </w:numPr>
         <w:spacing w:before="100" w:beforeAutospacing="1" w:after="100" w:afterAutospacing="1" w:line="240" w:lineRule="auto"/>
-      </w:pPr>
-      <w:r>
+        <w:rPr>
+          <w:highlight w:val="yellow"/>
+        </w:rPr>
+      </w:pPr>
+      <w:r>
+        <w:rPr>
+          <w:highlight w:val="yellow"/>
+        </w:rPr>
         <w:t xml:space="preserve">What problems can occur when one </w:t>
       </w:r>
       <w:proofErr w:type="spellStart"/>
       <w:r>
+        <w:rPr>
+          <w:highlight w:val="yellow"/>
+        </w:rPr>
         <w:t>microservice</w:t>
       </w:r>
       <w:proofErr w:type="spellEnd"/>
       <w:r>
+        <w:rPr>
+          <w:highlight w:val="yellow"/>
+        </w:rPr>
         <w:t xml:space="preserve"> goes down? </w:t>
       </w:r>
-      <w:bookmarkStart w:id="0" w:name="_GoBack"/>
-      <w:bookmarkEnd w:id="0"/>
     </w:p>
     <w:p>
       <w:pPr>
@@ -629,19 +645,31 @@
           <w:numId w:val="11"/>
         </w:numPr>
         <w:spacing w:before="100" w:beforeAutospacing="1" w:after="100" w:afterAutospacing="1" w:line="240" w:lineRule="auto"/>
-      </w:pPr>
-      <w:r>
+        <w:rPr>
+          <w:highlight w:val="yellow"/>
+        </w:rPr>
+      </w:pPr>
+      <w:r>
+        <w:rPr>
+          <w:highlight w:val="yellow"/>
+        </w:rPr>
         <w:t xml:space="preserve">What is </w:t>
       </w:r>
       <w:r>
         <w:rPr>
           <w:rStyle w:val="Strong"/>
+          <w:highlight w:val="yellow"/>
         </w:rPr>
         <w:t>Cascading Failure</w:t>
       </w:r>
       <w:r>
+        <w:rPr>
+          <w:highlight w:val="yellow"/>
+        </w:rPr>
         <w:t xml:space="preserve">? </w:t>
       </w:r>
+      <w:bookmarkStart w:id="0" w:name="_GoBack"/>
+      <w:bookmarkEnd w:id="0"/>
     </w:p>
     <w:p>
       <w:pPr>
@@ -650,8 +678,14 @@
           <w:numId w:val="11"/>
         </w:numPr>
         <w:spacing w:before="100" w:beforeAutospacing="1" w:after="100" w:afterAutospacing="1" w:line="240" w:lineRule="auto"/>
-      </w:pPr>
-      <w:r>
+        <w:rPr>
+          <w:highlight w:val="yellow"/>
+        </w:rPr>
+      </w:pPr>
+      <w:r>
+        <w:rPr>
+          <w:highlight w:val="yellow"/>
+        </w:rPr>
         <w:t xml:space="preserve">How does cascading failure occur in Microservices? </w:t>
       </w:r>
     </w:p>
@@ -662,16 +696,28 @@
           <w:numId w:val="11"/>
         </w:numPr>
         <w:spacing w:before="100" w:beforeAutospacing="1" w:after="100" w:afterAutospacing="1" w:line="240" w:lineRule="auto"/>
-      </w:pPr>
-      <w:r>
+        <w:rPr>
+          <w:highlight w:val="yellow"/>
+        </w:rPr>
+      </w:pPr>
+      <w:r>
+        <w:rPr>
+          <w:highlight w:val="yellow"/>
+        </w:rPr>
         <w:t xml:space="preserve">How can </w:t>
       </w:r>
       <w:proofErr w:type="gramStart"/>
       <w:r>
+        <w:rPr>
+          <w:highlight w:val="yellow"/>
+        </w:rPr>
         <w:t>cascading</w:t>
       </w:r>
       <w:proofErr w:type="gramEnd"/>
       <w:r>
+        <w:rPr>
+          <w:highlight w:val="yellow"/>
+        </w:rPr>
         <w:t xml:space="preserve"> failures be prevented? </w:t>
       </w:r>
     </w:p>
@@ -28617,7 +28663,7 @@
 </file>
 
 <file path=customXml/itemProps1.xml><?xml version="1.0" encoding="utf-8"?>
-<ds:datastoreItem xmlns:ds="http://schemas.openxmlformats.org/officeDocument/2006/customXml" ds:itemID="{2017ACBD-49F4-481D-9079-F8920052DC61}">
+<ds:datastoreItem xmlns:ds="http://schemas.openxmlformats.org/officeDocument/2006/customXml" ds:itemID="{DAD22AE2-5BD2-45E6-82E4-BE5645251252}">
   <ds:schemaRefs>
     <ds:schemaRef ds:uri="http://schemas.openxmlformats.org/officeDocument/2006/bibliography"/>
   </ds:schemaRefs>

--- a/TheorynCoding/Study Material/Java Overall/Java Overall/Quick Java/oza sir/Merged_Team_Tech_Lead_Unique_Questions n Answers.docx
+++ b/TheorynCoding/Study Material/Java Overall/Java Overall/Quick Java/oza sir/Merged_Team_Tech_Lead_Unique_Questions n Answers.docx
@@ -668,8 +668,6 @@
         </w:rPr>
         <w:t xml:space="preserve">? </w:t>
       </w:r>
-      <w:bookmarkStart w:id="0" w:name="_GoBack"/>
-      <w:bookmarkEnd w:id="0"/>
     </w:p>
     <w:p>
       <w:pPr>
@@ -747,17 +745,27 @@
           <w:numId w:val="12"/>
         </w:numPr>
         <w:spacing w:before="100" w:beforeAutospacing="1" w:after="100" w:afterAutospacing="1" w:line="240" w:lineRule="auto"/>
-      </w:pPr>
-      <w:r>
+        <w:rPr>
+          <w:highlight w:val="yellow"/>
+        </w:rPr>
+      </w:pPr>
+      <w:r>
+        <w:rPr>
+          <w:highlight w:val="yellow"/>
+        </w:rPr>
         <w:t xml:space="preserve">What is the </w:t>
       </w:r>
       <w:r>
         <w:rPr>
           <w:rStyle w:val="Strong"/>
+          <w:highlight w:val="yellow"/>
         </w:rPr>
         <w:t>Circuit Breaker Pattern</w:t>
       </w:r>
       <w:r>
+        <w:rPr>
+          <w:highlight w:val="yellow"/>
+        </w:rPr>
         <w:t xml:space="preserve">? </w:t>
       </w:r>
     </w:p>
@@ -768,8 +776,14 @@
           <w:numId w:val="12"/>
         </w:numPr>
         <w:spacing w:before="100" w:beforeAutospacing="1" w:after="100" w:afterAutospacing="1" w:line="240" w:lineRule="auto"/>
-      </w:pPr>
-      <w:r>
+        <w:rPr>
+          <w:highlight w:val="yellow"/>
+        </w:rPr>
+      </w:pPr>
+      <w:r>
+        <w:rPr>
+          <w:highlight w:val="yellow"/>
+        </w:rPr>
         <w:t xml:space="preserve">Why do we need Circuit Breaker in Microservices? </w:t>
       </w:r>
     </w:p>
@@ -780,8 +794,14 @@
           <w:numId w:val="12"/>
         </w:numPr>
         <w:spacing w:before="100" w:beforeAutospacing="1" w:after="100" w:afterAutospacing="1" w:line="240" w:lineRule="auto"/>
-      </w:pPr>
-      <w:r>
+        <w:rPr>
+          <w:highlight w:val="yellow"/>
+        </w:rPr>
+      </w:pPr>
+      <w:r>
+        <w:rPr>
+          <w:highlight w:val="yellow"/>
+        </w:rPr>
         <w:t xml:space="preserve">What are the three states of Circuit Breaker? </w:t>
       </w:r>
     </w:p>
@@ -792,17 +812,27 @@
           <w:numId w:val="12"/>
         </w:numPr>
         <w:spacing w:before="100" w:beforeAutospacing="1" w:after="100" w:afterAutospacing="1" w:line="240" w:lineRule="auto"/>
-      </w:pPr>
-      <w:r>
+        <w:rPr>
+          <w:highlight w:val="yellow"/>
+        </w:rPr>
+      </w:pPr>
+      <w:r>
+        <w:rPr>
+          <w:highlight w:val="yellow"/>
+        </w:rPr>
         <w:t xml:space="preserve">Explain </w:t>
       </w:r>
       <w:r>
         <w:rPr>
           <w:rStyle w:val="Strong"/>
+          <w:highlight w:val="yellow"/>
         </w:rPr>
         <w:t>CLOSED, OPEN and HALF-OPEN</w:t>
       </w:r>
       <w:r>
+        <w:rPr>
+          <w:highlight w:val="yellow"/>
+        </w:rPr>
         <w:t xml:space="preserve"> states. </w:t>
       </w:r>
     </w:p>
@@ -813,17 +843,27 @@
           <w:numId w:val="12"/>
         </w:numPr>
         <w:spacing w:before="100" w:beforeAutospacing="1" w:after="100" w:afterAutospacing="1" w:line="240" w:lineRule="auto"/>
-      </w:pPr>
-      <w:r>
+        <w:rPr>
+          <w:highlight w:val="yellow"/>
+        </w:rPr>
+      </w:pPr>
+      <w:r>
+        <w:rPr>
+          <w:highlight w:val="yellow"/>
+        </w:rPr>
         <w:t xml:space="preserve">What is a </w:t>
       </w:r>
       <w:r>
         <w:rPr>
           <w:rStyle w:val="Strong"/>
+          <w:highlight w:val="yellow"/>
         </w:rPr>
         <w:t>Fallback</w:t>
       </w:r>
       <w:r>
+        <w:rPr>
+          <w:highlight w:val="yellow"/>
+        </w:rPr>
         <w:t xml:space="preserve">? </w:t>
       </w:r>
     </w:p>
@@ -883,6 +923,8 @@
       <w:r>
         <w:t xml:space="preserve">What is Retry? </w:t>
       </w:r>
+      <w:bookmarkStart w:id="0" w:name="_GoBack"/>
+      <w:bookmarkEnd w:id="0"/>
     </w:p>
     <w:p>
       <w:pPr>
@@ -28663,7 +28705,7 @@
 </file>
 
 <file path=customXml/itemProps1.xml><?xml version="1.0" encoding="utf-8"?>
-<ds:datastoreItem xmlns:ds="http://schemas.openxmlformats.org/officeDocument/2006/customXml" ds:itemID="{DAD22AE2-5BD2-45E6-82E4-BE5645251252}">
+<ds:datastoreItem xmlns:ds="http://schemas.openxmlformats.org/officeDocument/2006/customXml" ds:itemID="{C58F80B7-AE4A-43C9-8133-59A63DDEDDF7}">
   <ds:schemaRefs>
     <ds:schemaRef ds:uri="http://schemas.openxmlformats.org/officeDocument/2006/bibliography"/>
   </ds:schemaRefs>

--- a/TheorynCoding/Study Material/Java Overall/Java Overall/Quick Java/oza sir/Merged_Team_Tech_Lead_Unique_Questions n Answers.docx
+++ b/TheorynCoding/Study Material/Java Overall/Java Overall/Quick Java/oza sir/Merged_Team_Tech_Lead_Unique_Questions n Answers.docx
@@ -874,17 +874,27 @@
           <w:numId w:val="12"/>
         </w:numPr>
         <w:spacing w:before="100" w:beforeAutospacing="1" w:after="100" w:afterAutospacing="1" w:line="240" w:lineRule="auto"/>
-      </w:pPr>
-      <w:r>
+        <w:rPr>
+          <w:highlight w:val="yellow"/>
+        </w:rPr>
+      </w:pPr>
+      <w:r>
+        <w:rPr>
+          <w:highlight w:val="yellow"/>
+        </w:rPr>
         <w:t xml:space="preserve">What is a </w:t>
       </w:r>
       <w:r>
         <w:rPr>
           <w:rStyle w:val="Strong"/>
+          <w:highlight w:val="yellow"/>
         </w:rPr>
         <w:t>Timeout</w:t>
       </w:r>
       <w:r>
+        <w:rPr>
+          <w:highlight w:val="yellow"/>
+        </w:rPr>
         <w:t xml:space="preserve"> in Microservices? </w:t>
       </w:r>
     </w:p>
@@ -895,8 +905,14 @@
           <w:numId w:val="12"/>
         </w:numPr>
         <w:spacing w:before="100" w:beforeAutospacing="1" w:after="100" w:afterAutospacing="1" w:line="240" w:lineRule="auto"/>
-      </w:pPr>
-      <w:r>
+        <w:rPr>
+          <w:highlight w:val="yellow"/>
+        </w:rPr>
+      </w:pPr>
+      <w:r>
+        <w:rPr>
+          <w:highlight w:val="yellow"/>
+        </w:rPr>
         <w:t xml:space="preserve">How do you decide the timeout value? </w:t>
       </w:r>
     </w:p>
@@ -907,8 +923,14 @@
           <w:numId w:val="12"/>
         </w:numPr>
         <w:spacing w:before="100" w:beforeAutospacing="1" w:after="100" w:afterAutospacing="1" w:line="240" w:lineRule="auto"/>
-      </w:pPr>
-      <w:r>
+        <w:rPr>
+          <w:highlight w:val="yellow"/>
+        </w:rPr>
+      </w:pPr>
+      <w:r>
+        <w:rPr>
+          <w:highlight w:val="yellow"/>
+        </w:rPr>
         <w:t xml:space="preserve">What is the relationship between Timeout and Circuit Breaker? </w:t>
       </w:r>
     </w:p>
@@ -919,12 +941,16 @@
           <w:numId w:val="12"/>
         </w:numPr>
         <w:spacing w:before="100" w:beforeAutospacing="1" w:after="100" w:afterAutospacing="1" w:line="240" w:lineRule="auto"/>
-      </w:pPr>
-      <w:r>
+        <w:rPr>
+          <w:highlight w:val="yellow"/>
+        </w:rPr>
+      </w:pPr>
+      <w:r>
+        <w:rPr>
+          <w:highlight w:val="yellow"/>
+        </w:rPr>
         <w:t xml:space="preserve">What is Retry? </w:t>
       </w:r>
-      <w:bookmarkStart w:id="0" w:name="_GoBack"/>
-      <w:bookmarkEnd w:id="0"/>
     </w:p>
     <w:p>
       <w:pPr>
@@ -933,8 +959,14 @@
           <w:numId w:val="12"/>
         </w:numPr>
         <w:spacing w:before="100" w:beforeAutospacing="1" w:after="100" w:afterAutospacing="1" w:line="240" w:lineRule="auto"/>
-      </w:pPr>
-      <w:r>
+        <w:rPr>
+          <w:highlight w:val="yellow"/>
+        </w:rPr>
+      </w:pPr>
+      <w:r>
+        <w:rPr>
+          <w:highlight w:val="yellow"/>
+        </w:rPr>
         <w:t xml:space="preserve">When should Retry be used? </w:t>
       </w:r>
     </w:p>
@@ -945,17 +977,27 @@
           <w:numId w:val="12"/>
         </w:numPr>
         <w:spacing w:before="100" w:beforeAutospacing="1" w:after="100" w:afterAutospacing="1" w:line="240" w:lineRule="auto"/>
-      </w:pPr>
-      <w:r>
+        <w:rPr>
+          <w:highlight w:val="yellow"/>
+        </w:rPr>
+      </w:pPr>
+      <w:r>
+        <w:rPr>
+          <w:highlight w:val="yellow"/>
+        </w:rPr>
         <w:t xml:space="preserve">What is the difference between </w:t>
       </w:r>
       <w:r>
         <w:rPr>
           <w:rStyle w:val="Strong"/>
+          <w:highlight w:val="yellow"/>
         </w:rPr>
         <w:t>Retry, Timeout, Circuit Breaker and Fallback</w:t>
       </w:r>
       <w:r>
+        <w:rPr>
+          <w:highlight w:val="yellow"/>
+        </w:rPr>
         <w:t xml:space="preserve">? </w:t>
       </w:r>
     </w:p>
@@ -966,8 +1008,14 @@
           <w:numId w:val="12"/>
         </w:numPr>
         <w:spacing w:before="100" w:beforeAutospacing="1" w:after="100" w:afterAutospacing="1" w:line="240" w:lineRule="auto"/>
-      </w:pPr>
-      <w:r>
+        <w:rPr>
+          <w:highlight w:val="yellow"/>
+        </w:rPr>
+      </w:pPr>
+      <w:r>
+        <w:rPr>
+          <w:highlight w:val="yellow"/>
+        </w:rPr>
         <w:t xml:space="preserve">How can Retry cause a cascading failure? </w:t>
       </w:r>
     </w:p>
@@ -978,8 +1026,14 @@
           <w:numId w:val="12"/>
         </w:numPr>
         <w:spacing w:before="100" w:beforeAutospacing="1" w:after="100" w:afterAutospacing="1" w:line="240" w:lineRule="auto"/>
-      </w:pPr>
-      <w:r>
+        <w:rPr>
+          <w:highlight w:val="yellow"/>
+        </w:rPr>
+      </w:pPr>
+      <w:r>
+        <w:rPr>
+          <w:highlight w:val="yellow"/>
+        </w:rPr>
         <w:t xml:space="preserve">How does Circuit Breaker prevent cascading failure? </w:t>
       </w:r>
     </w:p>
@@ -1021,17 +1075,27 @@
           <w:numId w:val="13"/>
         </w:numPr>
         <w:spacing w:before="100" w:beforeAutospacing="1" w:after="100" w:afterAutospacing="1" w:line="240" w:lineRule="auto"/>
-      </w:pPr>
-      <w:r>
+        <w:rPr>
+          <w:highlight w:val="yellow"/>
+        </w:rPr>
+      </w:pPr>
+      <w:r>
+        <w:rPr>
+          <w:highlight w:val="yellow"/>
+        </w:rPr>
         <w:t xml:space="preserve">What is </w:t>
       </w:r>
       <w:r>
         <w:rPr>
           <w:rStyle w:val="Strong"/>
+          <w:highlight w:val="yellow"/>
         </w:rPr>
         <w:t>Service Discovery</w:t>
       </w:r>
       <w:r>
+        <w:rPr>
+          <w:highlight w:val="yellow"/>
+        </w:rPr>
         <w:t xml:space="preserve">? </w:t>
       </w:r>
     </w:p>
@@ -1042,8 +1106,14 @@
           <w:numId w:val="13"/>
         </w:numPr>
         <w:spacing w:before="100" w:beforeAutospacing="1" w:after="100" w:afterAutospacing="1" w:line="240" w:lineRule="auto"/>
-      </w:pPr>
-      <w:r>
+        <w:rPr>
+          <w:highlight w:val="yellow"/>
+        </w:rPr>
+      </w:pPr>
+      <w:r>
+        <w:rPr>
+          <w:highlight w:val="yellow"/>
+        </w:rPr>
         <w:t xml:space="preserve">Why do we need Service Discovery in Microservices? </w:t>
       </w:r>
     </w:p>
@@ -1054,16 +1124,28 @@
           <w:numId w:val="13"/>
         </w:numPr>
         <w:spacing w:before="100" w:beforeAutospacing="1" w:after="100" w:afterAutospacing="1" w:line="240" w:lineRule="auto"/>
-      </w:pPr>
-      <w:r>
+        <w:rPr>
+          <w:highlight w:val="yellow"/>
+        </w:rPr>
+      </w:pPr>
+      <w:r>
+        <w:rPr>
+          <w:highlight w:val="yellow"/>
+        </w:rPr>
         <w:t xml:space="preserve">What problem occurs if </w:t>
       </w:r>
       <w:proofErr w:type="gramStart"/>
       <w:r>
+        <w:rPr>
+          <w:highlight w:val="yellow"/>
+        </w:rPr>
         <w:t>service URLs are</w:t>
       </w:r>
       <w:proofErr w:type="gramEnd"/>
       <w:r>
+        <w:rPr>
+          <w:highlight w:val="yellow"/>
+        </w:rPr>
         <w:t xml:space="preserve"> hardcoded? </w:t>
       </w:r>
     </w:p>
@@ -1074,17 +1156,27 @@
           <w:numId w:val="13"/>
         </w:numPr>
         <w:spacing w:before="100" w:beforeAutospacing="1" w:after="100" w:afterAutospacing="1" w:line="240" w:lineRule="auto"/>
-      </w:pPr>
-      <w:r>
+        <w:rPr>
+          <w:highlight w:val="yellow"/>
+        </w:rPr>
+      </w:pPr>
+      <w:r>
+        <w:rPr>
+          <w:highlight w:val="yellow"/>
+        </w:rPr>
         <w:t xml:space="preserve">What is a </w:t>
       </w:r>
       <w:r>
         <w:rPr>
           <w:rStyle w:val="Strong"/>
+          <w:highlight w:val="yellow"/>
         </w:rPr>
         <w:t>Service Registry</w:t>
       </w:r>
       <w:r>
+        <w:rPr>
+          <w:highlight w:val="yellow"/>
+        </w:rPr>
         <w:t xml:space="preserve">? </w:t>
       </w:r>
     </w:p>
@@ -1095,17 +1187,27 @@
           <w:numId w:val="13"/>
         </w:numPr>
         <w:spacing w:before="100" w:beforeAutospacing="1" w:after="100" w:afterAutospacing="1" w:line="240" w:lineRule="auto"/>
-      </w:pPr>
-      <w:r>
+        <w:rPr>
+          <w:highlight w:val="yellow"/>
+        </w:rPr>
+      </w:pPr>
+      <w:r>
+        <w:rPr>
+          <w:highlight w:val="yellow"/>
+        </w:rPr>
         <w:t xml:space="preserve">What is </w:t>
       </w:r>
       <w:r>
         <w:rPr>
           <w:rStyle w:val="Strong"/>
+          <w:highlight w:val="yellow"/>
         </w:rPr>
         <w:t>Eureka Server</w:t>
       </w:r>
       <w:r>
+        <w:rPr>
+          <w:highlight w:val="yellow"/>
+        </w:rPr>
         <w:t xml:space="preserve">? </w:t>
       </w:r>
     </w:p>
@@ -1116,8 +1218,14 @@
           <w:numId w:val="13"/>
         </w:numPr>
         <w:spacing w:before="100" w:beforeAutospacing="1" w:after="100" w:afterAutospacing="1" w:line="240" w:lineRule="auto"/>
-      </w:pPr>
-      <w:r>
+        <w:rPr>
+          <w:highlight w:val="yellow"/>
+        </w:rPr>
+      </w:pPr>
+      <w:r>
+        <w:rPr>
+          <w:highlight w:val="yellow"/>
+        </w:rPr>
         <w:t xml:space="preserve">How does Eureka Service Discovery work? </w:t>
       </w:r>
     </w:p>
@@ -1128,16 +1236,28 @@
           <w:numId w:val="13"/>
         </w:numPr>
         <w:spacing w:before="100" w:beforeAutospacing="1" w:after="100" w:afterAutospacing="1" w:line="240" w:lineRule="auto"/>
-      </w:pPr>
-      <w:r>
+        <w:rPr>
+          <w:highlight w:val="yellow"/>
+        </w:rPr>
+      </w:pPr>
+      <w:r>
+        <w:rPr>
+          <w:highlight w:val="yellow"/>
+        </w:rPr>
         <w:t xml:space="preserve">What happens when a </w:t>
       </w:r>
       <w:proofErr w:type="spellStart"/>
       <w:r>
+        <w:rPr>
+          <w:highlight w:val="yellow"/>
+        </w:rPr>
         <w:t>microservice</w:t>
       </w:r>
       <w:proofErr w:type="spellEnd"/>
       <w:r>
+        <w:rPr>
+          <w:highlight w:val="yellow"/>
+        </w:rPr>
         <w:t xml:space="preserve"> starts? </w:t>
       </w:r>
     </w:p>
@@ -1148,8 +1268,14 @@
           <w:numId w:val="13"/>
         </w:numPr>
         <w:spacing w:before="100" w:beforeAutospacing="1" w:after="100" w:afterAutospacing="1" w:line="240" w:lineRule="auto"/>
-      </w:pPr>
-      <w:r>
+        <w:rPr>
+          <w:highlight w:val="yellow"/>
+        </w:rPr>
+      </w:pPr>
+      <w:r>
+        <w:rPr>
+          <w:highlight w:val="yellow"/>
+        </w:rPr>
         <w:t xml:space="preserve">How does a service register itself with Eureka? </w:t>
       </w:r>
     </w:p>
@@ -1160,24 +1286,42 @@
           <w:numId w:val="13"/>
         </w:numPr>
         <w:spacing w:before="100" w:beforeAutospacing="1" w:after="100" w:afterAutospacing="1" w:line="240" w:lineRule="auto"/>
-      </w:pPr>
-      <w:r>
+        <w:rPr>
+          <w:highlight w:val="yellow"/>
+        </w:rPr>
+      </w:pPr>
+      <w:r>
+        <w:rPr>
+          <w:highlight w:val="yellow"/>
+        </w:rPr>
         <w:t xml:space="preserve">How does one </w:t>
       </w:r>
       <w:proofErr w:type="spellStart"/>
       <w:r>
+        <w:rPr>
+          <w:highlight w:val="yellow"/>
+        </w:rPr>
         <w:t>microservice</w:t>
       </w:r>
       <w:proofErr w:type="spellEnd"/>
       <w:r>
+        <w:rPr>
+          <w:highlight w:val="yellow"/>
+        </w:rPr>
         <w:t xml:space="preserve"> find another </w:t>
       </w:r>
       <w:proofErr w:type="spellStart"/>
       <w:r>
+        <w:rPr>
+          <w:highlight w:val="yellow"/>
+        </w:rPr>
         <w:t>microservice</w:t>
       </w:r>
       <w:proofErr w:type="spellEnd"/>
       <w:r>
+        <w:rPr>
+          <w:highlight w:val="yellow"/>
+        </w:rPr>
         <w:t xml:space="preserve">? </w:t>
       </w:r>
     </w:p>
@@ -1188,17 +1332,27 @@
           <w:numId w:val="13"/>
         </w:numPr>
         <w:spacing w:before="100" w:beforeAutospacing="1" w:after="100" w:afterAutospacing="1" w:line="240" w:lineRule="auto"/>
-      </w:pPr>
-      <w:r>
+        <w:rPr>
+          <w:highlight w:val="yellow"/>
+        </w:rPr>
+      </w:pPr>
+      <w:r>
+        <w:rPr>
+          <w:highlight w:val="yellow"/>
+        </w:rPr>
         <w:t xml:space="preserve">What is the role of </w:t>
       </w:r>
       <w:r>
         <w:rPr>
           <w:rStyle w:val="Strong"/>
+          <w:highlight w:val="yellow"/>
         </w:rPr>
         <w:t>Consul</w:t>
       </w:r>
       <w:r>
+        <w:rPr>
+          <w:highlight w:val="yellow"/>
+        </w:rPr>
         <w:t xml:space="preserve">? </w:t>
       </w:r>
     </w:p>
@@ -1209,8 +1363,14 @@
           <w:numId w:val="13"/>
         </w:numPr>
         <w:spacing w:before="100" w:beforeAutospacing="1" w:after="100" w:afterAutospacing="1" w:line="240" w:lineRule="auto"/>
-      </w:pPr>
-      <w:r>
+        <w:rPr>
+          <w:highlight w:val="yellow"/>
+        </w:rPr>
+      </w:pPr>
+      <w:r>
+        <w:rPr>
+          <w:highlight w:val="yellow"/>
+        </w:rPr>
         <w:t xml:space="preserve">What is the difference between static service configuration and dynamic service discovery? </w:t>
       </w:r>
     </w:p>
@@ -1221,17 +1381,27 @@
           <w:numId w:val="13"/>
         </w:numPr>
         <w:spacing w:before="100" w:beforeAutospacing="1" w:after="100" w:afterAutospacing="1" w:line="240" w:lineRule="auto"/>
-      </w:pPr>
-      <w:r>
+        <w:rPr>
+          <w:highlight w:val="yellow"/>
+        </w:rPr>
+      </w:pPr>
+      <w:r>
+        <w:rPr>
+          <w:highlight w:val="yellow"/>
+        </w:rPr>
         <w:t xml:space="preserve">How does </w:t>
       </w:r>
       <w:r>
         <w:rPr>
           <w:rStyle w:val="Strong"/>
+          <w:highlight w:val="yellow"/>
         </w:rPr>
         <w:t>Feign Client work with Eureka</w:t>
       </w:r>
       <w:r>
+        <w:rPr>
+          <w:highlight w:val="yellow"/>
+        </w:rPr>
         <w:t xml:space="preserve">? </w:t>
       </w:r>
     </w:p>
@@ -1242,8 +1412,14 @@
           <w:numId w:val="13"/>
         </w:numPr>
         <w:spacing w:before="100" w:beforeAutospacing="1" w:after="100" w:afterAutospacing="1" w:line="240" w:lineRule="auto"/>
-      </w:pPr>
-      <w:r>
+        <w:rPr>
+          <w:highlight w:val="yellow"/>
+        </w:rPr>
+      </w:pPr>
+      <w:r>
+        <w:rPr>
+          <w:highlight w:val="yellow"/>
+        </w:rPr>
         <w:t xml:space="preserve">How does Service Discovery help when services are scaled horizontally? </w:t>
       </w:r>
     </w:p>
@@ -1278,16 +1454,28 @@
           <w:numId w:val="14"/>
         </w:numPr>
         <w:spacing w:before="100" w:beforeAutospacing="1" w:after="100" w:afterAutospacing="1" w:line="240" w:lineRule="auto"/>
-      </w:pPr>
-      <w:r>
+        <w:rPr>
+          <w:highlight w:val="yellow"/>
+        </w:rPr>
+      </w:pPr>
+      <w:r>
+        <w:rPr>
+          <w:highlight w:val="yellow"/>
+        </w:rPr>
         <w:t xml:space="preserve">Explain the complete request flow in </w:t>
       </w:r>
       <w:proofErr w:type="gramStart"/>
       <w:r>
+        <w:rPr>
+          <w:highlight w:val="yellow"/>
+        </w:rPr>
         <w:t>a Microservices</w:t>
       </w:r>
       <w:proofErr w:type="gramEnd"/>
       <w:r>
+        <w:rPr>
+          <w:highlight w:val="yellow"/>
+        </w:rPr>
         <w:t xml:space="preserve"> architecture. </w:t>
       </w:r>
     </w:p>
@@ -1298,17 +1486,27 @@
           <w:numId w:val="14"/>
         </w:numPr>
         <w:spacing w:before="100" w:beforeAutospacing="1" w:after="100" w:afterAutospacing="1" w:line="240" w:lineRule="auto"/>
-      </w:pPr>
-      <w:r>
+        <w:rPr>
+          <w:highlight w:val="yellow"/>
+        </w:rPr>
+      </w:pPr>
+      <w:r>
+        <w:rPr>
+          <w:highlight w:val="yellow"/>
+        </w:rPr>
         <w:t xml:space="preserve">What happens when a request first reaches the </w:t>
       </w:r>
       <w:r>
         <w:rPr>
           <w:rStyle w:val="Strong"/>
+          <w:highlight w:val="yellow"/>
         </w:rPr>
         <w:t>API Gateway</w:t>
       </w:r>
       <w:r>
+        <w:rPr>
+          <w:highlight w:val="yellow"/>
+        </w:rPr>
         <w:t xml:space="preserve">? </w:t>
       </w:r>
     </w:p>
@@ -1319,17 +1517,27 @@
           <w:numId w:val="14"/>
         </w:numPr>
         <w:spacing w:before="100" w:beforeAutospacing="1" w:after="100" w:afterAutospacing="1" w:line="240" w:lineRule="auto"/>
-      </w:pPr>
-      <w:r>
+        <w:rPr>
+          <w:highlight w:val="yellow"/>
+        </w:rPr>
+      </w:pPr>
+      <w:r>
+        <w:rPr>
+          <w:highlight w:val="yellow"/>
+        </w:rPr>
         <w:t xml:space="preserve">What is the role of </w:t>
       </w:r>
       <w:r>
         <w:rPr>
           <w:rStyle w:val="Strong"/>
+          <w:highlight w:val="yellow"/>
         </w:rPr>
         <w:t>JWT validation</w:t>
       </w:r>
       <w:r>
+        <w:rPr>
+          <w:highlight w:val="yellow"/>
+        </w:rPr>
         <w:t xml:space="preserve"> in the API Gateway? </w:t>
       </w:r>
     </w:p>
@@ -1340,16 +1548,28 @@
           <w:numId w:val="14"/>
         </w:numPr>
         <w:spacing w:before="100" w:beforeAutospacing="1" w:after="100" w:afterAutospacing="1" w:line="240" w:lineRule="auto"/>
-      </w:pPr>
-      <w:r>
+        <w:rPr>
+          <w:highlight w:val="yellow"/>
+        </w:rPr>
+      </w:pPr>
+      <w:r>
+        <w:rPr>
+          <w:highlight w:val="yellow"/>
+        </w:rPr>
         <w:t xml:space="preserve">How does API Gateway find the target </w:t>
       </w:r>
       <w:proofErr w:type="spellStart"/>
       <w:r>
+        <w:rPr>
+          <w:highlight w:val="yellow"/>
+        </w:rPr>
         <w:t>microservice</w:t>
       </w:r>
       <w:proofErr w:type="spellEnd"/>
       <w:r>
+        <w:rPr>
+          <w:highlight w:val="yellow"/>
+        </w:rPr>
         <w:t xml:space="preserve">? </w:t>
       </w:r>
     </w:p>
@@ -1360,17 +1580,27 @@
           <w:numId w:val="14"/>
         </w:numPr>
         <w:spacing w:before="100" w:beforeAutospacing="1" w:after="100" w:afterAutospacing="1" w:line="240" w:lineRule="auto"/>
-      </w:pPr>
-      <w:r>
+        <w:rPr>
+          <w:highlight w:val="yellow"/>
+        </w:rPr>
+      </w:pPr>
+      <w:r>
+        <w:rPr>
+          <w:highlight w:val="yellow"/>
+        </w:rPr>
         <w:t xml:space="preserve">What is the role of </w:t>
       </w:r>
       <w:r>
         <w:rPr>
           <w:rStyle w:val="Strong"/>
+          <w:highlight w:val="yellow"/>
         </w:rPr>
         <w:t>Eureka</w:t>
       </w:r>
       <w:r>
+        <w:rPr>
+          <w:highlight w:val="yellow"/>
+        </w:rPr>
         <w:t xml:space="preserve"> in the request flow? </w:t>
       </w:r>
     </w:p>
@@ -1381,16 +1611,36 @@
           <w:numId w:val="14"/>
         </w:numPr>
         <w:spacing w:before="100" w:beforeAutospacing="1" w:after="100" w:afterAutospacing="1" w:line="240" w:lineRule="auto"/>
-      </w:pPr>
-      <w:r>
-        <w:t xml:space="preserve">What happens when the request reaches the target </w:t>
+        <w:rPr>
+          <w:highlight w:val="yellow"/>
+        </w:rPr>
+      </w:pPr>
+      <w:r>
+        <w:rPr>
+          <w:highlight w:val="yellow"/>
+        </w:rPr>
+        <w:t>What happens when the request reache</w:t>
+      </w:r>
+      <w:bookmarkStart w:id="0" w:name="_GoBack"/>
+      <w:bookmarkEnd w:id="0"/>
+      <w:r>
+        <w:rPr>
+          <w:highlight w:val="yellow"/>
+        </w:rPr>
+        <w:t xml:space="preserve">s the target </w:t>
       </w:r>
       <w:proofErr w:type="spellStart"/>
       <w:r>
+        <w:rPr>
+          <w:highlight w:val="yellow"/>
+        </w:rPr>
         <w:t>microservice</w:t>
       </w:r>
       <w:proofErr w:type="spellEnd"/>
       <w:r>
+        <w:rPr>
+          <w:highlight w:val="yellow"/>
+        </w:rPr>
         <w:t xml:space="preserve">? </w:t>
       </w:r>
     </w:p>
@@ -1401,19 +1651,29 @@
           <w:numId w:val="14"/>
         </w:numPr>
         <w:spacing w:before="100" w:beforeAutospacing="1" w:after="100" w:afterAutospacing="1" w:line="240" w:lineRule="auto"/>
-      </w:pPr>
-      <w:r>
+        <w:rPr>
+          <w:highlight w:val="yellow"/>
+        </w:rPr>
+      </w:pPr>
+      <w:r>
+        <w:rPr>
+          <w:highlight w:val="yellow"/>
+        </w:rPr>
         <w:t xml:space="preserve">What is the role of </w:t>
       </w:r>
       <w:proofErr w:type="spellStart"/>
       <w:r>
         <w:rPr>
           <w:rStyle w:val="Strong"/>
+          <w:highlight w:val="yellow"/>
         </w:rPr>
         <w:t>DispatcherServlet</w:t>
       </w:r>
       <w:proofErr w:type="spellEnd"/>
       <w:r>
+        <w:rPr>
+          <w:highlight w:val="yellow"/>
+        </w:rPr>
         <w:t xml:space="preserve">? </w:t>
       </w:r>
     </w:p>
@@ -1424,16 +1684,28 @@
           <w:numId w:val="14"/>
         </w:numPr>
         <w:spacing w:before="100" w:beforeAutospacing="1" w:after="100" w:afterAutospacing="1" w:line="240" w:lineRule="auto"/>
-      </w:pPr>
-      <w:r>
+        <w:rPr>
+          <w:highlight w:val="yellow"/>
+        </w:rPr>
+      </w:pPr>
+      <w:r>
+        <w:rPr>
+          <w:highlight w:val="yellow"/>
+        </w:rPr>
         <w:t xml:space="preserve">How does </w:t>
       </w:r>
       <w:proofErr w:type="spellStart"/>
       <w:r>
+        <w:rPr>
+          <w:highlight w:val="yellow"/>
+        </w:rPr>
         <w:t>DispatcherServlet</w:t>
       </w:r>
       <w:proofErr w:type="spellEnd"/>
       <w:r>
+        <w:rPr>
+          <w:highlight w:val="yellow"/>
+        </w:rPr>
         <w:t xml:space="preserve"> identify the Controller? </w:t>
       </w:r>
     </w:p>
@@ -1444,8 +1716,14 @@
           <w:numId w:val="14"/>
         </w:numPr>
         <w:spacing w:before="100" w:beforeAutospacing="1" w:after="100" w:afterAutospacing="1" w:line="240" w:lineRule="auto"/>
-      </w:pPr>
-      <w:r>
+        <w:rPr>
+          <w:highlight w:val="yellow"/>
+        </w:rPr>
+      </w:pPr>
+      <w:r>
+        <w:rPr>
+          <w:highlight w:val="yellow"/>
+        </w:rPr>
         <w:t xml:space="preserve">What happens after the Controller receives the request? </w:t>
       </w:r>
     </w:p>
@@ -1456,17 +1734,27 @@
           <w:numId w:val="14"/>
         </w:numPr>
         <w:spacing w:before="100" w:beforeAutospacing="1" w:after="100" w:afterAutospacing="1" w:line="240" w:lineRule="auto"/>
-      </w:pPr>
-      <w:r>
+        <w:rPr>
+          <w:highlight w:val="yellow"/>
+        </w:rPr>
+      </w:pPr>
+      <w:r>
+        <w:rPr>
+          <w:highlight w:val="yellow"/>
+        </w:rPr>
         <w:t xml:space="preserve">What is the role of </w:t>
       </w:r>
       <w:r>
         <w:rPr>
           <w:rStyle w:val="Strong"/>
+          <w:highlight w:val="yellow"/>
         </w:rPr>
         <w:t>Feign Client</w:t>
       </w:r>
       <w:r>
+        <w:rPr>
+          <w:highlight w:val="yellow"/>
+        </w:rPr>
         <w:t xml:space="preserve">? </w:t>
       </w:r>
     </w:p>
@@ -1477,16 +1765,28 @@
           <w:numId w:val="14"/>
         </w:numPr>
         <w:spacing w:before="100" w:beforeAutospacing="1" w:after="100" w:afterAutospacing="1" w:line="240" w:lineRule="auto"/>
-      </w:pPr>
-      <w:r>
+        <w:rPr>
+          <w:highlight w:val="yellow"/>
+        </w:rPr>
+      </w:pPr>
+      <w:r>
+        <w:rPr>
+          <w:highlight w:val="yellow"/>
+        </w:rPr>
         <w:t xml:space="preserve">How does Feign Client communicate with another </w:t>
       </w:r>
       <w:proofErr w:type="spellStart"/>
       <w:r>
+        <w:rPr>
+          <w:highlight w:val="yellow"/>
+        </w:rPr>
         <w:t>microservice</w:t>
       </w:r>
       <w:proofErr w:type="spellEnd"/>
       <w:r>
+        <w:rPr>
+          <w:highlight w:val="yellow"/>
+        </w:rPr>
         <w:t xml:space="preserve">? </w:t>
       </w:r>
     </w:p>
@@ -1497,8 +1797,14 @@
           <w:numId w:val="14"/>
         </w:numPr>
         <w:spacing w:before="100" w:beforeAutospacing="1" w:after="100" w:afterAutospacing="1" w:line="240" w:lineRule="auto"/>
-      </w:pPr>
-      <w:r>
+        <w:rPr>
+          <w:highlight w:val="yellow"/>
+        </w:rPr>
+      </w:pPr>
+      <w:r>
+        <w:rPr>
+          <w:highlight w:val="yellow"/>
+        </w:rPr>
         <w:t xml:space="preserve">How does Feign Client use Service Discovery? </w:t>
       </w:r>
     </w:p>
@@ -1509,8 +1815,14 @@
           <w:numId w:val="14"/>
         </w:numPr>
         <w:spacing w:before="100" w:beforeAutospacing="1" w:after="100" w:afterAutospacing="1" w:line="240" w:lineRule="auto"/>
-      </w:pPr>
-      <w:r>
+        <w:rPr>
+          <w:highlight w:val="yellow"/>
+        </w:rPr>
+      </w:pPr>
+      <w:r>
+        <w:rPr>
+          <w:highlight w:val="yellow"/>
+        </w:rPr>
         <w:t xml:space="preserve">Explain the complete flow: </w:t>
       </w:r>
     </w:p>
@@ -28705,7 +29017,7 @@
 </file>
 
 <file path=customXml/itemProps1.xml><?xml version="1.0" encoding="utf-8"?>
-<ds:datastoreItem xmlns:ds="http://schemas.openxmlformats.org/officeDocument/2006/customXml" ds:itemID="{C58F80B7-AE4A-43C9-8133-59A63DDEDDF7}">
+<ds:datastoreItem xmlns:ds="http://schemas.openxmlformats.org/officeDocument/2006/customXml" ds:itemID="{7E3AA580-2E32-4D0A-9E66-D5F93B349647}">
   <ds:schemaRefs>
     <ds:schemaRef ds:uri="http://schemas.openxmlformats.org/officeDocument/2006/bibliography"/>
   </ds:schemaRefs>

--- a/TheorynCoding/Study Material/Java Overall/Java Overall/Quick Java/oza sir/Merged_Team_Tech_Lead_Unique_Questions n Answers.docx
+++ b/TheorynCoding/Study Material/Java Overall/Java Overall/Quick Java/oza sir/Merged_Team_Tech_Lead_Unique_Questions n Answers.docx
@@ -1619,15 +1619,7 @@
         <w:rPr>
           <w:highlight w:val="yellow"/>
         </w:rPr>
-        <w:t>What happens when the request reache</w:t>
-      </w:r>
-      <w:bookmarkStart w:id="0" w:name="_GoBack"/>
-      <w:bookmarkEnd w:id="0"/>
-      <w:r>
-        <w:rPr>
-          <w:highlight w:val="yellow"/>
-        </w:rPr>
-        <w:t xml:space="preserve">s the target </w:t>
+        <w:t xml:space="preserve">What happens when the request reaches the target </w:t>
       </w:r>
       <w:proofErr w:type="spellStart"/>
       <w:r>
@@ -2121,17 +2113,27 @@
           <w:numId w:val="15"/>
         </w:numPr>
         <w:spacing w:before="100" w:beforeAutospacing="1" w:after="100" w:afterAutospacing="1" w:line="240" w:lineRule="auto"/>
-      </w:pPr>
-      <w:r>
+        <w:rPr>
+          <w:highlight w:val="yellow"/>
+        </w:rPr>
+      </w:pPr>
+      <w:r>
+        <w:rPr>
+          <w:highlight w:val="yellow"/>
+        </w:rPr>
         <w:t xml:space="preserve">What is the </w:t>
       </w:r>
       <w:r>
         <w:rPr>
           <w:rStyle w:val="Strong"/>
+          <w:highlight w:val="yellow"/>
         </w:rPr>
         <w:t>Saga Pattern</w:t>
       </w:r>
       <w:r>
+        <w:rPr>
+          <w:highlight w:val="yellow"/>
+        </w:rPr>
         <w:t xml:space="preserve">? </w:t>
       </w:r>
     </w:p>
@@ -2142,8 +2144,14 @@
           <w:numId w:val="15"/>
         </w:numPr>
         <w:spacing w:before="100" w:beforeAutospacing="1" w:after="100" w:afterAutospacing="1" w:line="240" w:lineRule="auto"/>
-      </w:pPr>
-      <w:r>
+        <w:rPr>
+          <w:highlight w:val="yellow"/>
+        </w:rPr>
+      </w:pPr>
+      <w:r>
+        <w:rPr>
+          <w:highlight w:val="yellow"/>
+        </w:rPr>
         <w:t xml:space="preserve">Why is Saga required in Microservices? </w:t>
       </w:r>
     </w:p>
@@ -2154,8 +2162,14 @@
           <w:numId w:val="15"/>
         </w:numPr>
         <w:spacing w:before="100" w:beforeAutospacing="1" w:after="100" w:afterAutospacing="1" w:line="240" w:lineRule="auto"/>
-      </w:pPr>
-      <w:r>
+        <w:rPr>
+          <w:highlight w:val="yellow"/>
+        </w:rPr>
+      </w:pPr>
+      <w:r>
+        <w:rPr>
+          <w:highlight w:val="yellow"/>
+        </w:rPr>
         <w:t xml:space="preserve">Why is distributed transaction difficult in Microservices? </w:t>
       </w:r>
     </w:p>
@@ -2166,17 +2180,27 @@
           <w:numId w:val="15"/>
         </w:numPr>
         <w:spacing w:before="100" w:beforeAutospacing="1" w:after="100" w:afterAutospacing="1" w:line="240" w:lineRule="auto"/>
-      </w:pPr>
-      <w:r>
+        <w:rPr>
+          <w:highlight w:val="yellow"/>
+        </w:rPr>
+      </w:pPr>
+      <w:r>
+        <w:rPr>
+          <w:highlight w:val="yellow"/>
+        </w:rPr>
         <w:t xml:space="preserve">What is a </w:t>
       </w:r>
       <w:r>
         <w:rPr>
           <w:rStyle w:val="Strong"/>
+          <w:highlight w:val="yellow"/>
         </w:rPr>
         <w:t>Compensating Transaction</w:t>
       </w:r>
       <w:r>
+        <w:rPr>
+          <w:highlight w:val="yellow"/>
+        </w:rPr>
         <w:t xml:space="preserve">? </w:t>
       </w:r>
     </w:p>
@@ -2187,8 +2211,14 @@
           <w:numId w:val="15"/>
         </w:numPr>
         <w:spacing w:before="100" w:beforeAutospacing="1" w:after="100" w:afterAutospacing="1" w:line="240" w:lineRule="auto"/>
-      </w:pPr>
-      <w:r>
+        <w:rPr>
+          <w:highlight w:val="yellow"/>
+        </w:rPr>
+      </w:pPr>
+      <w:r>
+        <w:rPr>
+          <w:highlight w:val="yellow"/>
+        </w:rPr>
         <w:t xml:space="preserve">Explain Saga with an Order → Payment → Inventory example. </w:t>
       </w:r>
     </w:p>
@@ -2199,8 +2229,14 @@
           <w:numId w:val="15"/>
         </w:numPr>
         <w:spacing w:before="100" w:beforeAutospacing="1" w:after="100" w:afterAutospacing="1" w:line="240" w:lineRule="auto"/>
-      </w:pPr>
-      <w:r>
+        <w:rPr>
+          <w:highlight w:val="yellow"/>
+        </w:rPr>
+      </w:pPr>
+      <w:r>
+        <w:rPr>
+          <w:highlight w:val="yellow"/>
+        </w:rPr>
         <w:t xml:space="preserve">What happens if Payment succeeds but Inventory fails? </w:t>
       </w:r>
     </w:p>
@@ -2211,8 +2247,14 @@
           <w:numId w:val="15"/>
         </w:numPr>
         <w:spacing w:before="100" w:beforeAutospacing="1" w:after="100" w:afterAutospacing="1" w:line="240" w:lineRule="auto"/>
-      </w:pPr>
-      <w:r>
+        <w:rPr>
+          <w:highlight w:val="yellow"/>
+        </w:rPr>
+      </w:pPr>
+      <w:r>
+        <w:rPr>
+          <w:highlight w:val="yellow"/>
+        </w:rPr>
         <w:t xml:space="preserve">How does Saga perform rollback? </w:t>
       </w:r>
     </w:p>
@@ -2223,17 +2265,27 @@
           <w:numId w:val="15"/>
         </w:numPr>
         <w:spacing w:before="100" w:beforeAutospacing="1" w:after="100" w:afterAutospacing="1" w:line="240" w:lineRule="auto"/>
-      </w:pPr>
-      <w:r>
+        <w:rPr>
+          <w:highlight w:val="yellow"/>
+        </w:rPr>
+      </w:pPr>
+      <w:r>
+        <w:rPr>
+          <w:highlight w:val="yellow"/>
+        </w:rPr>
         <w:t xml:space="preserve">What is </w:t>
       </w:r>
       <w:r>
         <w:rPr>
           <w:rStyle w:val="Strong"/>
+          <w:highlight w:val="yellow"/>
         </w:rPr>
         <w:t>Saga Choreography</w:t>
       </w:r>
       <w:r>
+        <w:rPr>
+          <w:highlight w:val="yellow"/>
+        </w:rPr>
         <w:t xml:space="preserve">? </w:t>
       </w:r>
     </w:p>
@@ -2244,8 +2296,14 @@
           <w:numId w:val="15"/>
         </w:numPr>
         <w:spacing w:before="100" w:beforeAutospacing="1" w:after="100" w:afterAutospacing="1" w:line="240" w:lineRule="auto"/>
-      </w:pPr>
-      <w:r>
+        <w:rPr>
+          <w:highlight w:val="yellow"/>
+        </w:rPr>
+      </w:pPr>
+      <w:r>
+        <w:rPr>
+          <w:highlight w:val="yellow"/>
+        </w:rPr>
         <w:lastRenderedPageBreak/>
         <w:t xml:space="preserve">How does Choreography Saga work? </w:t>
       </w:r>
@@ -2257,17 +2315,27 @@
           <w:numId w:val="15"/>
         </w:numPr>
         <w:spacing w:before="100" w:beforeAutospacing="1" w:after="100" w:afterAutospacing="1" w:line="240" w:lineRule="auto"/>
-      </w:pPr>
-      <w:r>
+        <w:rPr>
+          <w:highlight w:val="yellow"/>
+        </w:rPr>
+      </w:pPr>
+      <w:r>
+        <w:rPr>
+          <w:highlight w:val="yellow"/>
+        </w:rPr>
         <w:t xml:space="preserve">What is </w:t>
       </w:r>
       <w:r>
         <w:rPr>
           <w:rStyle w:val="Strong"/>
+          <w:highlight w:val="yellow"/>
         </w:rPr>
         <w:t>Saga Orchestration</w:t>
       </w:r>
       <w:r>
+        <w:rPr>
+          <w:highlight w:val="yellow"/>
+        </w:rPr>
         <w:t xml:space="preserve">? </w:t>
       </w:r>
     </w:p>
@@ -2278,8 +2346,14 @@
           <w:numId w:val="15"/>
         </w:numPr>
         <w:spacing w:before="100" w:beforeAutospacing="1" w:after="100" w:afterAutospacing="1" w:line="240" w:lineRule="auto"/>
-      </w:pPr>
-      <w:r>
+        <w:rPr>
+          <w:highlight w:val="yellow"/>
+        </w:rPr>
+      </w:pPr>
+      <w:r>
+        <w:rPr>
+          <w:highlight w:val="yellow"/>
+        </w:rPr>
         <w:t xml:space="preserve">How does Orchestration Saga work? </w:t>
       </w:r>
     </w:p>
@@ -2290,17 +2364,27 @@
           <w:numId w:val="15"/>
         </w:numPr>
         <w:spacing w:before="100" w:beforeAutospacing="1" w:after="100" w:afterAutospacing="1" w:line="240" w:lineRule="auto"/>
-      </w:pPr>
-      <w:r>
+        <w:rPr>
+          <w:highlight w:val="yellow"/>
+        </w:rPr>
+      </w:pPr>
+      <w:r>
+        <w:rPr>
+          <w:highlight w:val="yellow"/>
+        </w:rPr>
         <w:t xml:space="preserve">What is a </w:t>
       </w:r>
       <w:r>
         <w:rPr>
           <w:rStyle w:val="Strong"/>
+          <w:highlight w:val="yellow"/>
         </w:rPr>
         <w:t>Saga Orchestrator</w:t>
       </w:r>
       <w:r>
+        <w:rPr>
+          <w:highlight w:val="yellow"/>
+        </w:rPr>
         <w:t xml:space="preserve">? </w:t>
       </w:r>
     </w:p>
@@ -2311,17 +2395,27 @@
           <w:numId w:val="15"/>
         </w:numPr>
         <w:spacing w:before="100" w:beforeAutospacing="1" w:after="100" w:afterAutospacing="1" w:line="240" w:lineRule="auto"/>
-      </w:pPr>
-      <w:r>
+        <w:rPr>
+          <w:highlight w:val="yellow"/>
+        </w:rPr>
+      </w:pPr>
+      <w:r>
+        <w:rPr>
+          <w:highlight w:val="yellow"/>
+        </w:rPr>
         <w:t xml:space="preserve">What is the difference between </w:t>
       </w:r>
       <w:r>
         <w:rPr>
           <w:rStyle w:val="Strong"/>
+          <w:highlight w:val="yellow"/>
         </w:rPr>
         <w:t>Choreography and Orchestration</w:t>
       </w:r>
       <w:r>
+        <w:rPr>
+          <w:highlight w:val="yellow"/>
+        </w:rPr>
         <w:t xml:space="preserve">? </w:t>
       </w:r>
     </w:p>
@@ -2332,8 +2426,14 @@
           <w:numId w:val="15"/>
         </w:numPr>
         <w:spacing w:before="100" w:beforeAutospacing="1" w:after="100" w:afterAutospacing="1" w:line="240" w:lineRule="auto"/>
-      </w:pPr>
-      <w:r>
+        <w:rPr>
+          <w:highlight w:val="yellow"/>
+        </w:rPr>
+      </w:pPr>
+      <w:r>
+        <w:rPr>
+          <w:highlight w:val="yellow"/>
+        </w:rPr>
         <w:t xml:space="preserve">Which communication technologies can be used for Choreography? </w:t>
       </w:r>
     </w:p>
@@ -2344,8 +2444,14 @@
           <w:numId w:val="15"/>
         </w:numPr>
         <w:spacing w:before="100" w:beforeAutospacing="1" w:after="100" w:afterAutospacing="1" w:line="240" w:lineRule="auto"/>
-      </w:pPr>
-      <w:r>
+        <w:rPr>
+          <w:highlight w:val="yellow"/>
+        </w:rPr>
+      </w:pPr>
+      <w:r>
+        <w:rPr>
+          <w:highlight w:val="yellow"/>
+        </w:rPr>
         <w:t xml:space="preserve">How does Kafka/RabbitMQ participate in Saga? </w:t>
       </w:r>
     </w:p>
@@ -2353,6 +2459,8 @@
       <w:pPr>
         <w:pStyle w:val="NormalWeb"/>
       </w:pPr>
+      <w:bookmarkStart w:id="0" w:name="_GoBack"/>
+      <w:bookmarkEnd w:id="0"/>
       <w:r>
         <w:t xml:space="preserve">The source explicitly covers distributed transactions, compensating transactions, Choreography and Orchestration. </w:t>
       </w:r>
@@ -29017,7 +29125,7 @@
 </file>
 
 <file path=customXml/itemProps1.xml><?xml version="1.0" encoding="utf-8"?>
-<ds:datastoreItem xmlns:ds="http://schemas.openxmlformats.org/officeDocument/2006/customXml" ds:itemID="{7E3AA580-2E32-4D0A-9E66-D5F93B349647}">
+<ds:datastoreItem xmlns:ds="http://schemas.openxmlformats.org/officeDocument/2006/customXml" ds:itemID="{839B5016-60C5-4F27-92FD-E51630DD4191}">
   <ds:schemaRefs>
     <ds:schemaRef ds:uri="http://schemas.openxmlformats.org/officeDocument/2006/bibliography"/>
   </ds:schemaRefs>

--- a/TheorynCoding/Study Material/Java Overall/Java Overall/Quick Java/oza sir/Merged_Team_Tech_Lead_Unique_Questions n Answers.docx
+++ b/TheorynCoding/Study Material/Java Overall/Java Overall/Quick Java/oza sir/Merged_Team_Tech_Lead_Unique_Questions n Answers.docx
@@ -2459,8 +2459,6 @@
       <w:pPr>
         <w:pStyle w:val="NormalWeb"/>
       </w:pPr>
-      <w:bookmarkStart w:id="0" w:name="_GoBack"/>
-      <w:bookmarkEnd w:id="0"/>
       <w:r>
         <w:t xml:space="preserve">The source explicitly covers distributed transactions, compensating transactions, Choreography and Orchestration. </w:t>
       </w:r>
@@ -2487,17 +2485,27 @@
           <w:numId w:val="16"/>
         </w:numPr>
         <w:spacing w:before="100" w:beforeAutospacing="1" w:after="100" w:afterAutospacing="1" w:line="240" w:lineRule="auto"/>
-      </w:pPr>
-      <w:r>
+        <w:rPr>
+          <w:highlight w:val="yellow"/>
+        </w:rPr>
+      </w:pPr>
+      <w:r>
+        <w:rPr>
+          <w:highlight w:val="yellow"/>
+        </w:rPr>
         <w:t xml:space="preserve">What is an </w:t>
       </w:r>
       <w:r>
         <w:rPr>
           <w:rStyle w:val="Strong"/>
+          <w:highlight w:val="yellow"/>
         </w:rPr>
         <w:t>API Gateway</w:t>
       </w:r>
       <w:r>
+        <w:rPr>
+          <w:highlight w:val="yellow"/>
+        </w:rPr>
         <w:t xml:space="preserve">? </w:t>
       </w:r>
     </w:p>
@@ -2508,8 +2516,14 @@
           <w:numId w:val="16"/>
         </w:numPr>
         <w:spacing w:before="100" w:beforeAutospacing="1" w:after="100" w:afterAutospacing="1" w:line="240" w:lineRule="auto"/>
-      </w:pPr>
-      <w:r>
+        <w:rPr>
+          <w:highlight w:val="yellow"/>
+        </w:rPr>
+      </w:pPr>
+      <w:r>
+        <w:rPr>
+          <w:highlight w:val="yellow"/>
+        </w:rPr>
         <w:t xml:space="preserve">Why do we need API Gateway in Microservices? </w:t>
       </w:r>
     </w:p>
@@ -2520,8 +2534,14 @@
           <w:numId w:val="16"/>
         </w:numPr>
         <w:spacing w:before="100" w:beforeAutospacing="1" w:after="100" w:afterAutospacing="1" w:line="240" w:lineRule="auto"/>
-      </w:pPr>
-      <w:r>
+        <w:rPr>
+          <w:highlight w:val="yellow"/>
+        </w:rPr>
+      </w:pPr>
+      <w:r>
+        <w:rPr>
+          <w:highlight w:val="yellow"/>
+        </w:rPr>
         <w:t xml:space="preserve">How does API Gateway route requests? </w:t>
       </w:r>
     </w:p>
@@ -2532,8 +2552,14 @@
           <w:numId w:val="16"/>
         </w:numPr>
         <w:spacing w:before="100" w:beforeAutospacing="1" w:after="100" w:afterAutospacing="1" w:line="240" w:lineRule="auto"/>
-      </w:pPr>
-      <w:r>
+        <w:rPr>
+          <w:highlight w:val="yellow"/>
+        </w:rPr>
+      </w:pPr>
+      <w:r>
+        <w:rPr>
+          <w:highlight w:val="yellow"/>
+        </w:rPr>
         <w:t xml:space="preserve">How does API Gateway handle authentication? </w:t>
       </w:r>
     </w:p>
@@ -2544,8 +2570,14 @@
           <w:numId w:val="16"/>
         </w:numPr>
         <w:spacing w:before="100" w:beforeAutospacing="1" w:after="100" w:afterAutospacing="1" w:line="240" w:lineRule="auto"/>
-      </w:pPr>
-      <w:r>
+        <w:rPr>
+          <w:highlight w:val="yellow"/>
+        </w:rPr>
+      </w:pPr>
+      <w:r>
+        <w:rPr>
+          <w:highlight w:val="yellow"/>
+        </w:rPr>
         <w:t xml:space="preserve">How does API Gateway handle authorization? </w:t>
       </w:r>
     </w:p>
@@ -2556,8 +2588,14 @@
           <w:numId w:val="16"/>
         </w:numPr>
         <w:spacing w:before="100" w:beforeAutospacing="1" w:after="100" w:afterAutospacing="1" w:line="240" w:lineRule="auto"/>
-      </w:pPr>
-      <w:r>
+        <w:rPr>
+          <w:highlight w:val="yellow"/>
+        </w:rPr>
+      </w:pPr>
+      <w:r>
+        <w:rPr>
+          <w:highlight w:val="yellow"/>
+        </w:rPr>
         <w:t xml:space="preserve">How does API Gateway validate JWT? </w:t>
       </w:r>
     </w:p>
@@ -2568,8 +2606,14 @@
           <w:numId w:val="16"/>
         </w:numPr>
         <w:spacing w:before="100" w:beforeAutospacing="1" w:after="100" w:afterAutospacing="1" w:line="240" w:lineRule="auto"/>
-      </w:pPr>
-      <w:r>
+        <w:rPr>
+          <w:highlight w:val="yellow"/>
+        </w:rPr>
+      </w:pPr>
+      <w:r>
+        <w:rPr>
+          <w:highlight w:val="yellow"/>
+        </w:rPr>
         <w:t xml:space="preserve">How does API Gateway perform rate limiting? </w:t>
       </w:r>
     </w:p>
@@ -2580,8 +2624,14 @@
           <w:numId w:val="16"/>
         </w:numPr>
         <w:spacing w:before="100" w:beforeAutospacing="1" w:after="100" w:afterAutospacing="1" w:line="240" w:lineRule="auto"/>
-      </w:pPr>
-      <w:r>
+        <w:rPr>
+          <w:highlight w:val="yellow"/>
+        </w:rPr>
+      </w:pPr>
+      <w:r>
+        <w:rPr>
+          <w:highlight w:val="yellow"/>
+        </w:rPr>
         <w:t xml:space="preserve">How does API Gateway provide logging? </w:t>
       </w:r>
     </w:p>
@@ -2592,8 +2642,14 @@
           <w:numId w:val="16"/>
         </w:numPr>
         <w:spacing w:before="100" w:beforeAutospacing="1" w:after="100" w:afterAutospacing="1" w:line="240" w:lineRule="auto"/>
-      </w:pPr>
-      <w:r>
+        <w:rPr>
+          <w:highlight w:val="yellow"/>
+        </w:rPr>
+      </w:pPr>
+      <w:r>
+        <w:rPr>
+          <w:highlight w:val="yellow"/>
+        </w:rPr>
         <w:t xml:space="preserve">What is SSL termination at API Gateway? </w:t>
       </w:r>
     </w:p>
@@ -2604,8 +2660,14 @@
           <w:numId w:val="16"/>
         </w:numPr>
         <w:spacing w:before="100" w:beforeAutospacing="1" w:after="100" w:afterAutospacing="1" w:line="240" w:lineRule="auto"/>
-      </w:pPr>
-      <w:r>
+        <w:rPr>
+          <w:highlight w:val="yellow"/>
+        </w:rPr>
+      </w:pPr>
+      <w:r>
+        <w:rPr>
+          <w:highlight w:val="yellow"/>
+        </w:rPr>
         <w:t xml:space="preserve">What is the role of API Gateway as a reverse proxy? </w:t>
       </w:r>
     </w:p>
@@ -2616,8 +2678,14 @@
           <w:numId w:val="16"/>
         </w:numPr>
         <w:spacing w:before="100" w:beforeAutospacing="1" w:after="100" w:afterAutospacing="1" w:line="240" w:lineRule="auto"/>
-      </w:pPr>
-      <w:r>
+        <w:rPr>
+          <w:highlight w:val="yellow"/>
+        </w:rPr>
+      </w:pPr>
+      <w:r>
+        <w:rPr>
+          <w:highlight w:val="yellow"/>
+        </w:rPr>
         <w:t xml:space="preserve">How does API Gateway perform load balancing? </w:t>
       </w:r>
     </w:p>
@@ -2628,8 +2696,14 @@
           <w:numId w:val="16"/>
         </w:numPr>
         <w:spacing w:before="100" w:beforeAutospacing="1" w:after="100" w:afterAutospacing="1" w:line="240" w:lineRule="auto"/>
-      </w:pPr>
-      <w:r>
+        <w:rPr>
+          <w:highlight w:val="yellow"/>
+        </w:rPr>
+      </w:pPr>
+      <w:r>
+        <w:rPr>
+          <w:highlight w:val="yellow"/>
+        </w:rPr>
         <w:t xml:space="preserve">What happens when a service is unavailable? </w:t>
       </w:r>
     </w:p>
@@ -2640,19 +2714,31 @@
           <w:numId w:val="16"/>
         </w:numPr>
         <w:spacing w:before="100" w:beforeAutospacing="1" w:after="100" w:afterAutospacing="1" w:line="240" w:lineRule="auto"/>
-      </w:pPr>
-      <w:r>
+        <w:rPr>
+          <w:highlight w:val="yellow"/>
+        </w:rPr>
+      </w:pPr>
+      <w:r>
+        <w:rPr>
+          <w:highlight w:val="yellow"/>
+        </w:rPr>
         <w:t xml:space="preserve">What is </w:t>
       </w:r>
       <w:r>
         <w:rPr>
           <w:rStyle w:val="Strong"/>
+          <w:highlight w:val="yellow"/>
         </w:rPr>
         <w:t>Spring Cloud Gateway</w:t>
       </w:r>
       <w:r>
+        <w:rPr>
+          <w:highlight w:val="yellow"/>
+        </w:rPr>
         <w:t xml:space="preserve">? </w:t>
       </w:r>
+      <w:bookmarkStart w:id="0" w:name="_GoBack"/>
+      <w:bookmarkEnd w:id="0"/>
     </w:p>
     <w:p>
       <w:pPr>
@@ -2661,19 +2747,29 @@
           <w:numId w:val="16"/>
         </w:numPr>
         <w:spacing w:before="100" w:beforeAutospacing="1" w:after="100" w:afterAutospacing="1" w:line="240" w:lineRule="auto"/>
-      </w:pPr>
-      <w:r>
+        <w:rPr>
+          <w:highlight w:val="yellow"/>
+        </w:rPr>
+      </w:pPr>
+      <w:r>
+        <w:rPr>
+          <w:highlight w:val="yellow"/>
+        </w:rPr>
         <w:t xml:space="preserve">What is </w:t>
       </w:r>
       <w:proofErr w:type="spellStart"/>
       <w:r>
         <w:rPr>
           <w:rStyle w:val="Strong"/>
+          <w:highlight w:val="yellow"/>
         </w:rPr>
         <w:t>Zuul</w:t>
       </w:r>
       <w:proofErr w:type="spellEnd"/>
       <w:r>
+        <w:rPr>
+          <w:highlight w:val="yellow"/>
+        </w:rPr>
         <w:t xml:space="preserve">? </w:t>
       </w:r>
     </w:p>
@@ -2684,16 +2780,28 @@
           <w:numId w:val="16"/>
         </w:numPr>
         <w:spacing w:before="100" w:beforeAutospacing="1" w:after="100" w:afterAutospacing="1" w:line="240" w:lineRule="auto"/>
-      </w:pPr>
-      <w:r>
+        <w:rPr>
+          <w:highlight w:val="yellow"/>
+        </w:rPr>
+      </w:pPr>
+      <w:r>
+        <w:rPr>
+          <w:highlight w:val="yellow"/>
+        </w:rPr>
         <w:t xml:space="preserve">Spring Cloud Gateway vs </w:t>
       </w:r>
       <w:proofErr w:type="spellStart"/>
       <w:r>
+        <w:rPr>
+          <w:highlight w:val="yellow"/>
+        </w:rPr>
         <w:t>Zuul</w:t>
       </w:r>
       <w:proofErr w:type="spellEnd"/>
       <w:r>
+        <w:rPr>
+          <w:highlight w:val="yellow"/>
+        </w:rPr>
         <w:t xml:space="preserve">. </w:t>
       </w:r>
     </w:p>
@@ -2704,8 +2812,14 @@
           <w:numId w:val="16"/>
         </w:numPr>
         <w:spacing w:before="100" w:beforeAutospacing="1" w:after="100" w:afterAutospacing="1" w:line="240" w:lineRule="auto"/>
-      </w:pPr>
-      <w:r>
+        <w:rPr>
+          <w:highlight w:val="yellow"/>
+        </w:rPr>
+      </w:pPr>
+      <w:r>
+        <w:rPr>
+          <w:highlight w:val="yellow"/>
+        </w:rPr>
         <w:t xml:space="preserve">Explain API Gateway request routing with an example. </w:t>
       </w:r>
     </w:p>
@@ -2716,8 +2830,14 @@
           <w:numId w:val="16"/>
         </w:numPr>
         <w:spacing w:before="100" w:beforeAutospacing="1" w:after="100" w:afterAutospacing="1" w:line="240" w:lineRule="auto"/>
-      </w:pPr>
-      <w:r>
+        <w:rPr>
+          <w:highlight w:val="yellow"/>
+        </w:rPr>
+      </w:pPr>
+      <w:r>
+        <w:rPr>
+          <w:highlight w:val="yellow"/>
+        </w:rPr>
         <w:t xml:space="preserve">How do you expose API Gateway publicly while keeping internal microservices private? </w:t>
       </w:r>
     </w:p>
@@ -29125,7 +29245,7 @@
 </file>
 
 <file path=customXml/itemProps1.xml><?xml version="1.0" encoding="utf-8"?>
-<ds:datastoreItem xmlns:ds="http://schemas.openxmlformats.org/officeDocument/2006/customXml" ds:itemID="{839B5016-60C5-4F27-92FD-E51630DD4191}">
+<ds:datastoreItem xmlns:ds="http://schemas.openxmlformats.org/officeDocument/2006/customXml" ds:itemID="{1CB25FD8-66C8-43FF-A772-76DBD72942A3}">
   <ds:schemaRefs>
     <ds:schemaRef ds:uri="http://schemas.openxmlformats.org/officeDocument/2006/bibliography"/>
   </ds:schemaRefs>

--- a/TheorynCoding/Study Material/Java Overall/Java Overall/Quick Java/oza sir/Merged_Team_Tech_Lead_Unique_Questions n Answers.docx
+++ b/TheorynCoding/Study Material/Java Overall/Java Overall/Quick Java/oza sir/Merged_Team_Tech_Lead_Unique_Questions n Answers.docx
@@ -2737,8 +2737,6 @@
         </w:rPr>
         <w:t xml:space="preserve">? </w:t>
       </w:r>
-      <w:bookmarkStart w:id="0" w:name="_GoBack"/>
-      <w:bookmarkEnd w:id="0"/>
     </w:p>
     <w:p>
       <w:pPr>
@@ -2859,131 +2857,220 @@
     </w:p>
     <w:p>
       <w:r>
+        <w:rPr>
+          <w:highlight w:val="yellow"/>
+        </w:rPr>
         <w:t xml:space="preserve">1. What </w:t>
       </w:r>
       <w:proofErr w:type="gramStart"/>
       <w:r>
+        <w:rPr>
+          <w:highlight w:val="yellow"/>
+        </w:rPr>
         <w:t>are</w:t>
       </w:r>
       <w:proofErr w:type="gramEnd"/>
       <w:r>
+        <w:rPr>
+          <w:highlight w:val="yellow"/>
+        </w:rPr>
         <w:t xml:space="preserve"> the design patterns used in microservices?</w:t>
       </w:r>
     </w:p>
     <w:p>
       <w:r>
+        <w:rPr>
+          <w:highlight w:val="yellow"/>
+        </w:rPr>
         <w:t xml:space="preserve">2. What are the broad categories of design patterns used in microservices? </w:t>
       </w:r>
       <w:proofErr w:type="gramStart"/>
       <w:r>
+        <w:rPr>
+          <w:highlight w:val="yellow"/>
+        </w:rPr>
         <w:t>and</w:t>
       </w:r>
       <w:proofErr w:type="gramEnd"/>
       <w:r>
+        <w:rPr>
+          <w:highlight w:val="yellow"/>
+        </w:rPr>
         <w:t xml:space="preserve"> explain any 1 such category in detail.</w:t>
       </w:r>
     </w:p>
     <w:p>
       <w:r>
+        <w:rPr>
+          <w:highlight w:val="yellow"/>
+        </w:rPr>
         <w:t>3. How do you expose the API Gateway to other microservices?</w:t>
       </w:r>
     </w:p>
     <w:p>
       <w:r>
+        <w:rPr>
+          <w:highlight w:val="yellow"/>
+        </w:rPr>
         <w:t>4. How do you maintain session between different services in microservices?</w:t>
       </w:r>
     </w:p>
     <w:p>
       <w:r>
+        <w:rPr>
+          <w:highlight w:val="yellow"/>
+        </w:rPr>
         <w:lastRenderedPageBreak/>
         <w:t xml:space="preserve">5. What is the difference between JWT and </w:t>
       </w:r>
       <w:proofErr w:type="spellStart"/>
       <w:r>
+        <w:rPr>
+          <w:highlight w:val="yellow"/>
+        </w:rPr>
         <w:t>OAuth</w:t>
       </w:r>
       <w:proofErr w:type="spellEnd"/>
       <w:r>
+        <w:rPr>
+          <w:highlight w:val="yellow"/>
+        </w:rPr>
         <w:t>/OAuth2?</w:t>
       </w:r>
     </w:p>
     <w:p>
       <w:r>
+        <w:rPr>
+          <w:highlight w:val="yellow"/>
+        </w:rPr>
         <w:t xml:space="preserve">6. How do you monitor whether a service is down in a </w:t>
       </w:r>
       <w:proofErr w:type="spellStart"/>
       <w:r>
+        <w:rPr>
+          <w:highlight w:val="yellow"/>
+        </w:rPr>
         <w:t>microservice</w:t>
       </w:r>
       <w:proofErr w:type="spellEnd"/>
       <w:r>
+        <w:rPr>
+          <w:highlight w:val="yellow"/>
+        </w:rPr>
         <w:t xml:space="preserve"> setup? Provide realistic answer will take answer from </w:t>
       </w:r>
       <w:proofErr w:type="spellStart"/>
       <w:r>
+        <w:rPr>
+          <w:highlight w:val="yellow"/>
+        </w:rPr>
         <w:t>devops</w:t>
       </w:r>
       <w:proofErr w:type="spellEnd"/>
       <w:r>
+        <w:rPr>
+          <w:highlight w:val="yellow"/>
+        </w:rPr>
         <w:t xml:space="preserve"> team</w:t>
       </w:r>
     </w:p>
     <w:p>
       <w:r>
+        <w:rPr>
+          <w:highlight w:val="yellow"/>
+        </w:rPr>
         <w:t xml:space="preserve">7. What is your strategy to solve this problem: one/some of the services are down in a </w:t>
       </w:r>
       <w:proofErr w:type="spellStart"/>
       <w:r>
+        <w:rPr>
+          <w:highlight w:val="yellow"/>
+        </w:rPr>
         <w:t>microservice</w:t>
       </w:r>
       <w:proofErr w:type="spellEnd"/>
       <w:r>
+        <w:rPr>
+          <w:highlight w:val="yellow"/>
+        </w:rPr>
         <w:t xml:space="preserve"> setup? Provide realistic answer will take answer from </w:t>
       </w:r>
       <w:proofErr w:type="spellStart"/>
       <w:r>
+        <w:rPr>
+          <w:highlight w:val="yellow"/>
+        </w:rPr>
         <w:t>devops</w:t>
       </w:r>
       <w:proofErr w:type="spellEnd"/>
       <w:r>
+        <w:rPr>
+          <w:highlight w:val="yellow"/>
+        </w:rPr>
         <w:t xml:space="preserve"> team</w:t>
       </w:r>
     </w:p>
     <w:p>
       <w:r>
+        <w:rPr>
+          <w:highlight w:val="yellow"/>
+        </w:rPr>
         <w:t>8. How do you define number-of-retires if a transaction fails in a series of transactions?</w:t>
       </w:r>
     </w:p>
     <w:p>
       <w:r>
+        <w:rPr>
+          <w:highlight w:val="yellow"/>
+        </w:rPr>
         <w:t>9. What is a circuit breaker design pattern?</w:t>
       </w:r>
     </w:p>
     <w:p>
       <w:r>
+        <w:rPr>
+          <w:highlight w:val="yellow"/>
+        </w:rPr>
         <w:t>10. What is propagation in transactions?</w:t>
       </w:r>
     </w:p>
     <w:p>
       <w:r>
+        <w:rPr>
+          <w:highlight w:val="yellow"/>
+        </w:rPr>
         <w:t>11. What is the difference between builder pattern and factory pattern?</w:t>
       </w:r>
     </w:p>
     <w:p>
       <w:r>
+        <w:rPr>
+          <w:highlight w:val="yellow"/>
+        </w:rPr>
         <w:t xml:space="preserve">12. What things you need to take care if you are </w:t>
       </w:r>
       <w:proofErr w:type="gramStart"/>
       <w:r>
+        <w:rPr>
+          <w:highlight w:val="yellow"/>
+        </w:rPr>
         <w:t>migrating</w:t>
       </w:r>
       <w:proofErr w:type="gramEnd"/>
       <w:r>
+        <w:rPr>
+          <w:highlight w:val="yellow"/>
+        </w:rPr>
         <w:t xml:space="preserve"> a project from Java 6/7/8/9/11/16 to Java 17?</w:t>
       </w:r>
     </w:p>
     <w:p>
-      <w:r>
+      <w:bookmarkStart w:id="0" w:name="_GoBack"/>
+      <w:bookmarkEnd w:id="0"/>
+      <w:r>
+        <w:rPr>
+          <w:highlight w:val="yellow"/>
+        </w:rPr>
         <w:t>13. How will you consume a ReST based API request and produce a SOAP based API request in a message broker application?</w:t>
       </w:r>
     </w:p>
@@ -29245,7 +29332,7 @@
 </file>
 
 <file path=customXml/itemProps1.xml><?xml version="1.0" encoding="utf-8"?>
-<ds:datastoreItem xmlns:ds="http://schemas.openxmlformats.org/officeDocument/2006/customXml" ds:itemID="{1CB25FD8-66C8-43FF-A772-76DBD72942A3}">
+<ds:datastoreItem xmlns:ds="http://schemas.openxmlformats.org/officeDocument/2006/customXml" ds:itemID="{912DD7D5-45E7-4D2B-875F-6AD2057111F8}">
   <ds:schemaRefs>
     <ds:schemaRef ds:uri="http://schemas.openxmlformats.org/officeDocument/2006/bibliography"/>
   </ds:schemaRefs>

--- a/TheorynCoding/Study Material/Java Overall/Java Overall/Quick Java/oza sir/Merged_Team_Tech_Lead_Unique_Questions n Answers.docx
+++ b/TheorynCoding/Study Material/Java Overall/Java Overall/Quick Java/oza sir/Merged_Team_Tech_Lead_Unique_Questions n Answers.docx
@@ -3065,84 +3065,140 @@
       </w:r>
     </w:p>
     <w:p>
+      <w:r>
+        <w:rPr>
+          <w:highlight w:val="yellow"/>
+        </w:rPr>
+        <w:t>13. How will you consume a ReST based API request and produce a SOAP based API request in a message broker application?</w:t>
+      </w:r>
+    </w:p>
+    <w:p>
+      <w:r>
+        <w:rPr>
+          <w:highlight w:val="yellow"/>
+        </w:rPr>
+        <w:t>14. How is session managed in ReST and SOAP based web services?</w:t>
+      </w:r>
+    </w:p>
+    <w:p>
+      <w:r>
+        <w:rPr>
+          <w:highlight w:val="yellow"/>
+        </w:rPr>
+        <w:t>15. Can you use Hibernate without JPA? How do you convert an application using only Hibernate to JPA compliant application?</w:t>
+      </w:r>
+    </w:p>
+    <w:p>
+      <w:r>
+        <w:rPr>
+          <w:highlight w:val="yellow"/>
+        </w:rPr>
+        <w:t>16. Design an application stack where a mobile app and a web app share a common backend.</w:t>
+      </w:r>
+    </w:p>
+    <w:p>
+      <w:r>
+        <w:rPr>
+          <w:highlight w:val="yellow"/>
+        </w:rPr>
+        <w:t>17. What architecture / architectures have you used in your last project?</w:t>
+      </w:r>
+    </w:p>
+    <w:p>
+      <w:r>
+        <w:rPr>
+          <w:highlight w:val="yellow"/>
+        </w:rPr>
+        <w:t>18. What is the difference between relational and hierarchical databases?</w:t>
+      </w:r>
+    </w:p>
+    <w:p>
+      <w:pPr>
+        <w:rPr>
+          <w:highlight w:val="yellow"/>
+        </w:rPr>
+      </w:pPr>
+      <w:r>
+        <w:rPr>
+          <w:highlight w:val="yellow"/>
+        </w:rPr>
+        <w:t>19. When do you use relational or hierarchical or hybrid database?</w:t>
+      </w:r>
+    </w:p>
+    <w:p>
+      <w:r>
+        <w:rPr>
+          <w:highlight w:val="yellow"/>
+        </w:rPr>
+        <w:t xml:space="preserve">20. On which principle do the </w:t>
+      </w:r>
+      <w:proofErr w:type="spellStart"/>
+      <w:r>
+        <w:rPr>
+          <w:highlight w:val="yellow"/>
+        </w:rPr>
+        <w:t>HashMap</w:t>
+      </w:r>
+      <w:proofErr w:type="spellEnd"/>
+      <w:r>
+        <w:rPr>
+          <w:highlight w:val="yellow"/>
+        </w:rPr>
+        <w:t xml:space="preserve"> work?</w:t>
+      </w:r>
+    </w:p>
+    <w:p>
+      <w:r>
+        <w:rPr>
+          <w:highlight w:val="yellow"/>
+        </w:rPr>
+        <w:t>21. Why Map is not a Collection in Java?</w:t>
+      </w:r>
+    </w:p>
+    <w:p>
+      <w:r>
+        <w:rPr>
+          <w:highlight w:val="yellow"/>
+        </w:rPr>
+        <w:t>22. What will be your program if you want to insert millions of data in 1 million similar XML files into a database table?</w:t>
+      </w:r>
+    </w:p>
+    <w:p>
+      <w:r>
+        <w:rPr>
+          <w:highlight w:val="yellow"/>
+        </w:rPr>
+        <w:t xml:space="preserve">23. What are the steps in migrating data from a DBMS from one vendor to another DBMS from another vendor? </w:t>
+      </w:r>
+      <w:proofErr w:type="spellStart"/>
+      <w:proofErr w:type="gramStart"/>
+      <w:r>
+        <w:rPr>
+          <w:highlight w:val="yellow"/>
+        </w:rPr>
+        <w:t>Eg</w:t>
+      </w:r>
+      <w:proofErr w:type="spellEnd"/>
+      <w:r>
+        <w:rPr>
+          <w:highlight w:val="yellow"/>
+        </w:rPr>
+        <w:t>.</w:t>
+      </w:r>
+      <w:proofErr w:type="gramEnd"/>
+      <w:r>
+        <w:rPr>
+          <w:highlight w:val="yellow"/>
+        </w:rPr>
+        <w:t xml:space="preserve"> Migrating from SQL Server</w:t>
+      </w:r>
       <w:bookmarkStart w:id="0" w:name="_GoBack"/>
       <w:bookmarkEnd w:id="0"/>
       <w:r>
         <w:rPr>
           <w:highlight w:val="yellow"/>
         </w:rPr>
-        <w:t>13. How will you consume a ReST based API request and produce a SOAP based API request in a message broker application?</w:t>
-      </w:r>
-    </w:p>
-    <w:p>
-      <w:r>
-        <w:t>14. How is session managed in ReST and SOAP based web services?</w:t>
-      </w:r>
-    </w:p>
-    <w:p>
-      <w:r>
-        <w:t>15. Can you use Hibernate without JPA? How do you convert an application using only Hibernate to JPA compliant application?</w:t>
-      </w:r>
-    </w:p>
-    <w:p>
-      <w:r>
-        <w:t>16. Design an application stack where a mobile app and a web app share a common backend.</w:t>
-      </w:r>
-    </w:p>
-    <w:p>
-      <w:r>
-        <w:t>17. What architecture / architectures have you used in your last project?</w:t>
-      </w:r>
-    </w:p>
-    <w:p>
-      <w:r>
-        <w:t>18. What is the difference between relational and hierarchical databases?</w:t>
-      </w:r>
-    </w:p>
-    <w:p>
-      <w:r>
-        <w:t>19. When do you use relational or hierarchical or hybrid database?</w:t>
-      </w:r>
-    </w:p>
-    <w:p>
-      <w:r>
-        <w:t xml:space="preserve">20. On which principle do the </w:t>
-      </w:r>
-      <w:proofErr w:type="spellStart"/>
-      <w:r>
-        <w:t>HashMap</w:t>
-      </w:r>
-      <w:proofErr w:type="spellEnd"/>
-      <w:r>
-        <w:t xml:space="preserve"> work?</w:t>
-      </w:r>
-    </w:p>
-    <w:p>
-      <w:r>
-        <w:t>21. Why Map is not a Collection in Java?</w:t>
-      </w:r>
-    </w:p>
-    <w:p>
-      <w:r>
-        <w:t>22. What will be your program if you want to insert millions of data in 1 million similar XML files into a database table?</w:t>
-      </w:r>
-    </w:p>
-    <w:p>
-      <w:r>
-        <w:t xml:space="preserve">23. What are the steps in migrating data from a DBMS from one vendor to another DBMS from another vendor? </w:t>
-      </w:r>
-      <w:proofErr w:type="spellStart"/>
-      <w:proofErr w:type="gramStart"/>
-      <w:r>
-        <w:t>Eg</w:t>
-      </w:r>
-      <w:proofErr w:type="spellEnd"/>
-      <w:r>
-        <w:t>.</w:t>
-      </w:r>
-      <w:proofErr w:type="gramEnd"/>
-      <w:r>
-        <w:t xml:space="preserve"> Migrating from SQL Server 2019 to Oracle 21c</w:t>
+        <w:t xml:space="preserve"> 2019 to Oracle 21c</w:t>
       </w:r>
     </w:p>
     <w:p>
@@ -29332,7 +29388,7 @@
 </file>
 
 <file path=customXml/itemProps1.xml><?xml version="1.0" encoding="utf-8"?>
-<ds:datastoreItem xmlns:ds="http://schemas.openxmlformats.org/officeDocument/2006/customXml" ds:itemID="{912DD7D5-45E7-4D2B-875F-6AD2057111F8}">
+<ds:datastoreItem xmlns:ds="http://schemas.openxmlformats.org/officeDocument/2006/customXml" ds:itemID="{1EF9B703-E9E7-4B93-A730-C2CFA2A68A34}">
   <ds:schemaRefs>
     <ds:schemaRef ds:uri="http://schemas.openxmlformats.org/officeDocument/2006/bibliography"/>
   </ds:schemaRefs>
